--- a/documents/02-academic/word-reports/de-cuong-datn/DE_CUONG_DATN.docx
+++ b/documents/02-academic/word-reports/de-cuong-datn/DE_CUONG_DATN.docx
@@ -433,7 +433,7 @@
           <w:sz w:val="26"/>
           <w:u w:val="none"/>
         </w:rPr>
-        <w:t>Xây dựng hệ thống quản lý lớp học trực tuyến theo kiến trúc Microservices - KiteClass Platform</w:t>
+        <w:t>XÂY DỰNG HỆ THỐNG SAAS CUNG CẤP DỊCH VỤ ĐÀO TẠO</w:t>
       </w:r>
     </w:p>
     <w:p>
@@ -479,23 +479,7 @@
           <w:sz w:val="26"/>
           <w:u w:val="none"/>
         </w:rPr>
-        <w:t>Đề tài "Xây dựng hệ thống quản lý lớp học trực tuyến theo kiến trúc Microservices - KiteClass Platform" tập trung vào việc nghiên cứu, phân tích và xây dựng một nền tảng multi-tenant SaaS cho phép các tổ chức giáo dục nhanh chóng triển khai hệ thống quản lý lớp học riêng biệt với branding cá nhân hóa được tạo tự động bởi AI. Hệ thống áp dụng kiến trúc hybrid: Modular Monolith cho KiteHub (quản lý trung tâm) và Microservices cho KiteClass (từng instance khách hàng).</w:t>
-      </w:r>
-    </w:p>
-    <w:p>
-      <w:pPr>
-        <w:spacing w:line="360" w:lineRule="auto"/>
-        <w:ind w:firstLine="567"/>
-      </w:pPr>
-      <w:r>
-        <w:rPr>
-          <w:rFonts w:ascii="Times New Roman" w:hAnsi="Times New Roman" w:eastAsia="Times New Roman" w:cs="Times New Roman"/>
-          <w:b w:val="0"/>
-          <w:i w:val="0"/>
-          <w:sz w:val="26"/>
-          <w:u w:val="none"/>
-        </w:rPr>
-        <w:t>Các nội dung chính của đề tài bao gồm:</w:t>
+        <w:t>Đề tài xây dựng nền tảng multi-tenant SaaS cho phép các tổ chức giáo dục triển khai hệ thống quản lý lớp học với branding cá nhân hóa tự động bởi AI. Kiến trúc hybrid: KiteHub (Modular Monolith) quản lý trung tâm, KiteClass (Microservices) cho từng instance khách hàng.</w:t>
       </w:r>
     </w:p>
     <w:p>
@@ -510,7 +494,7 @@
           <w:sz w:val="26"/>
           <w:u w:val="none"/>
         </w:rPr>
-        <w:t>- Khảo sát và phân tích yêu cầu hệ thống quản lý lớp học trực tuyến từ thực tế thị trường Việt Nam</w:t>
+        <w:t>- Phân tích yêu cầu và thiết kế kiến trúc hybrid (KiteHub + KiteClass)</w:t>
       </w:r>
     </w:p>
     <w:p>
@@ -525,7 +509,7 @@
           <w:sz w:val="26"/>
           <w:u w:val="none"/>
         </w:rPr>
-        <w:t>- Thiết kế kiến trúc hybrid: KiteHub (Modular Monolith) cho platform management, KiteClass (Microservices) cho customer instances với unbundled pricing model</w:t>
+        <w:t>- Xây dựng KiteClass Core Services (Gateway, Core, Frontend) và KiteHub Platform</w:t>
       </w:r>
     </w:p>
     <w:p>
@@ -540,7 +524,7 @@
           <w:sz w:val="26"/>
           <w:u w:val="none"/>
         </w:rPr>
-        <w:t>- Xây dựng Core Services: Gateway (auth, routing), Core (student, teacher, class, attendance), Frontend (Next.js SSR)</w:t>
+        <w:t>- Tích hợp AI Agent (GPT-4, DALL-E 3) tự động tạo branding</w:t>
       </w:r>
     </w:p>
     <w:p>
@@ -555,52 +539,7 @@
           <w:sz w:val="26"/>
           <w:u w:val="none"/>
         </w:rPr>
-        <w:t>- Xây dựng Expand Services tùy chọn: Parent Portal (Zalo OTP, theo dõi con), Gamification (tích điểm, badges), Forum (Q&amp;A)</w:t>
-      </w:r>
-    </w:p>
-    <w:p>
-      <w:pPr>
-        <w:ind w:left="567"/>
-      </w:pPr>
-      <w:r>
-        <w:rPr>
-          <w:rFonts w:ascii="Times New Roman" w:hAnsi="Times New Roman" w:eastAsia="Times New Roman" w:cs="Times New Roman"/>
-          <w:b w:val="0"/>
-          <w:i w:val="0"/>
-          <w:sz w:val="26"/>
-          <w:u w:val="none"/>
-        </w:rPr>
-        <w:t>- Tích hợp Media Service bằng clone &amp; customize Ant Media Server CE cho VOD và Live Streaming, tiết kiệm 5-7 tháng development time</w:t>
-      </w:r>
-    </w:p>
-    <w:p>
-      <w:pPr>
-        <w:ind w:left="567"/>
-      </w:pPr>
-      <w:r>
-        <w:rPr>
-          <w:rFonts w:ascii="Times New Roman" w:hAnsi="Times New Roman" w:eastAsia="Times New Roman" w:cs="Times New Roman"/>
-          <w:b w:val="0"/>
-          <w:i w:val="0"/>
-          <w:sz w:val="26"/>
-          <w:u w:val="none"/>
-        </w:rPr>
-        <w:t>- Nghiên cứu và áp dụng AI Agent (GPT-4, Stable Diffusion XL) để tự động tạo branding assets (logo, hero banner, color palette) chỉ từ 1 ảnh upload</w:t>
-      </w:r>
-    </w:p>
-    <w:p>
-      <w:pPr>
-        <w:ind w:left="567"/>
-      </w:pPr>
-      <w:r>
-        <w:rPr>
-          <w:rFonts w:ascii="Times New Roman" w:hAnsi="Times New Roman" w:eastAsia="Times New Roman" w:cs="Times New Roman"/>
-          <w:b w:val="0"/>
-          <w:i w:val="0"/>
-          <w:sz w:val="26"/>
-          <w:u w:val="none"/>
-        </w:rPr>
-        <w:t>- Triển khai thử nghiệm trên AWS EKS với Kubernetes orchestration và đánh giá kết quả</w:t>
+        <w:t>- Triển khai thử nghiệm trên AWS EKS và đánh giá kết quả</w:t>
       </w:r>
     </w:p>
     <w:p>
@@ -631,7 +570,7 @@
           <w:sz w:val="26"/>
           <w:u w:val="none"/>
         </w:rPr>
-        <w:t>Trong phạm vi của đề tài, hệ thống KiteClass Platform được xây dựng ở mức độ MVP (Minimum Viable Product), tập trung vào các chức năng cốt lõi phục vụ quá trình quản lý lớp học trực tuyến cho các tổ chức giáo dục nhỏ và vừa.</w:t>
+        <w:t>Hệ thống được xây dựng ở mức MVP, tập trung chức năng cốt lõi cho các tổ chức giáo dục nhỏ và vừa tại Việt Nam.</w:t>
       </w:r>
     </w:p>
     <w:p>
@@ -646,7 +585,7 @@
           <w:sz w:val="26"/>
           <w:u w:val="none"/>
         </w:rPr>
-        <w:t>- Đối tượng khách hàng: Trung tâm ngoại ngữ nhỏ và vừa, trường THCS/THPT, gia sư dạy thêm, tổ chức đào tạo doanh nghiệp (focus thị trường Việt Nam)</w:t>
+        <w:t>- Chức năng: Quản lý student/teacher/class, attendance, assignment, grading, AI branding, auto-provisioning</w:t>
       </w:r>
     </w:p>
     <w:p>
@@ -661,7 +600,7 @@
           <w:sz w:val="26"/>
           <w:u w:val="none"/>
         </w:rPr>
-        <w:t>- Phạm vi chức năng Core: Quản lý student/teacher/class, attendance, assignment, grading. Expand (optional): Parent Portal, Gamification, Forum, Media (VOD + Live Streaming)</w:t>
+        <w:t>- Công nghệ: Java Spring Boot, Next.js, PostgreSQL, Redis, AWS EKS, OpenAI GPT-4/DALL-E 3</w:t>
       </w:r>
     </w:p>
     <w:p>
@@ -676,37 +615,7 @@
           <w:sz w:val="26"/>
           <w:u w:val="none"/>
         </w:rPr>
-        <w:t>- Kiến trúc: KiteHub Platform (4 modules) + KiteClass Instance (3 Core Services + 0-4 Expand Services tùy chọn, unbundled pricing ₫299k-999k/tháng)</w:t>
-      </w:r>
-    </w:p>
-    <w:p>
-      <w:pPr>
-        <w:ind w:left="567"/>
-      </w:pPr>
-      <w:r>
-        <w:rPr>
-          <w:rFonts w:ascii="Times New Roman" w:hAnsi="Times New Roman" w:eastAsia="Times New Roman" w:cs="Times New Roman"/>
-          <w:b w:val="0"/>
-          <w:i w:val="0"/>
-          <w:sz w:val="26"/>
-          <w:u w:val="none"/>
-        </w:rPr>
-        <w:t>- Công nghệ: Java Spring Boot (backend), Next.js (frontend), Ant Media Server CE (media clone), PostgreSQL, Redis, AWS EKS</w:t>
-      </w:r>
-    </w:p>
-    <w:p>
-      <w:pPr>
-        <w:ind w:left="567"/>
-      </w:pPr>
-      <w:r>
-        <w:rPr>
-          <w:rFonts w:ascii="Times New Roman" w:hAnsi="Times New Roman" w:eastAsia="Times New Roman" w:cs="Times New Roman"/>
-          <w:b w:val="0"/>
-          <w:i w:val="0"/>
-          <w:sz w:val="26"/>
-          <w:u w:val="none"/>
-        </w:rPr>
-        <w:t>- Giới hạn: MVP scope, chưa triển khai mobile app native, chưa tối ưu cho &gt;1000 concurrent users/instance, security ở mức production cơ bản</w:t>
+        <w:t>- Giới hạn: MVP scope, chưa triển khai mobile app, chưa tối ưu cho &gt;1000 concurrent users/instance</w:t>
       </w:r>
     </w:p>
     <w:p>
@@ -737,22 +646,7 @@
           <w:sz w:val="26"/>
           <w:u w:val="none"/>
         </w:rPr>
-        <w:t>Để xây dựng hệ thống KiteClass Platform, đề tài sử dụng bộ công nghệ full-stack hiện đại kết hợp trí tuệ nhân tạo (AI), đảm bảo tính scalable, hiệu suất cao, dễ bảo trì và phù hợp với xu hướng phát triển phần mềm năm 2025-2026.</w:t>
-      </w:r>
-    </w:p>
-    <w:p>
-      <w:pPr>
-        <w:spacing w:before="120" w:after="60"/>
-      </w:pPr>
-      <w:r>
-        <w:rPr>
-          <w:rFonts w:ascii="Times New Roman" w:hAnsi="Times New Roman" w:eastAsia="Times New Roman" w:cs="Times New Roman"/>
-          <w:b/>
-          <w:i w:val="0"/>
-          <w:sz w:val="26"/>
-          <w:u w:val="none"/>
-        </w:rPr>
-        <w:t>2.1. Ngôn ngữ lập trình</w:t>
+        <w:t>Đề tài sử dụng bộ công nghệ full-stack hiện đại phù hợp với xu hướng 2025-2026, đảm bảo tính scalable, dễ bảo trì và có tiềm năng ứng dụng thực tế:</w:t>
       </w:r>
     </w:p>
     <w:p>
@@ -767,7 +661,7 @@
           <w:sz w:val="26"/>
           <w:u w:val="none"/>
         </w:rPr>
-        <w:t>- Java 21 LTS: Ngôn ngữ chính cho backend services</w:t>
+        <w:t>- Backend: Java 21 LTS, Spring Boot 3.2, Spring Security, PostgreSQL 15, Redis 7.x</w:t>
       </w:r>
     </w:p>
     <w:p>
@@ -782,7 +676,7 @@
           <w:sz w:val="26"/>
           <w:u w:val="none"/>
         </w:rPr>
-        <w:t>- TypeScript/JavaScript: Frontend và scripting</w:t>
+        <w:t>- Frontend: Next.js 14 (App Router), React, TypeScript</w:t>
       </w:r>
     </w:p>
     <w:p>
@@ -797,22 +691,7 @@
           <w:sz w:val="26"/>
           <w:u w:val="none"/>
         </w:rPr>
-        <w:t>- Python: AI Agent và automation scripts</w:t>
-      </w:r>
-    </w:p>
-    <w:p>
-      <w:pPr>
-        <w:spacing w:before="120" w:after="60"/>
-      </w:pPr>
-      <w:r>
-        <w:rPr>
-          <w:rFonts w:ascii="Times New Roman" w:hAnsi="Times New Roman" w:eastAsia="Times New Roman" w:cs="Times New Roman"/>
-          <w:b/>
-          <w:i w:val="0"/>
-          <w:sz w:val="26"/>
-          <w:u w:val="none"/>
-        </w:rPr>
-        <w:t>2.2. Framework và nền tảng chính</w:t>
+        <w:t>- AI Services: OpenAI GPT-4 (text generation), DALL-E 3 (image generation)</w:t>
       </w:r>
     </w:p>
     <w:p>
@@ -827,7 +706,7 @@
           <w:sz w:val="26"/>
           <w:u w:val="none"/>
         </w:rPr>
-        <w:t>- Backend: Spring Boot 3.2, Spring Security, Spring Data JPA</w:t>
+        <w:t>- DevOps: Docker, Kubernetes (AWS EKS), GitHub Actions, Terraform</w:t>
       </w:r>
     </w:p>
     <w:p>
@@ -842,217 +721,7 @@
           <w:sz w:val="26"/>
           <w:u w:val="none"/>
         </w:rPr>
-        <w:t>- Frontend: Next.js 14 (App Router) + React + TypeScript</w:t>
-      </w:r>
-    </w:p>
-    <w:p>
-      <w:pPr>
-        <w:ind w:left="567"/>
-      </w:pPr>
-      <w:r>
-        <w:rPr>
-          <w:rFonts w:ascii="Times New Roman" w:hAnsi="Times New Roman" w:eastAsia="Times New Roman" w:cs="Times New Roman"/>
-          <w:b w:val="0"/>
-          <w:i w:val="0"/>
-          <w:sz w:val="26"/>
-          <w:u w:val="none"/>
-        </w:rPr>
-        <w:t>- Database: PostgreSQL 15 (database chính), Redis 7.x (caching)</w:t>
-      </w:r>
-    </w:p>
-    <w:p>
-      <w:pPr>
-        <w:ind w:left="567"/>
-      </w:pPr>
-      <w:r>
-        <w:rPr>
-          <w:rFonts w:ascii="Times New Roman" w:hAnsi="Times New Roman" w:eastAsia="Times New Roman" w:cs="Times New Roman"/>
-          <w:b w:val="0"/>
-          <w:i w:val="0"/>
-          <w:sz w:val="26"/>
-          <w:u w:val="none"/>
-        </w:rPr>
-        <w:t>- Message Queue: RabbitMQ 3.12 cho async communication</w:t>
-      </w:r>
-    </w:p>
-    <w:p>
-      <w:pPr>
-        <w:spacing w:before="120" w:after="60"/>
-      </w:pPr>
-      <w:r>
-        <w:rPr>
-          <w:rFonts w:ascii="Times New Roman" w:hAnsi="Times New Roman" w:eastAsia="Times New Roman" w:cs="Times New Roman"/>
-          <w:b/>
-          <w:i w:val="0"/>
-          <w:sz w:val="26"/>
-          <w:u w:val="none"/>
-        </w:rPr>
-        <w:t>2.3. Công cụ hỗ trợ phát triển và triển khai</w:t>
-      </w:r>
-    </w:p>
-    <w:p>
-      <w:pPr>
-        <w:ind w:left="567"/>
-      </w:pPr>
-      <w:r>
-        <w:rPr>
-          <w:rFonts w:ascii="Times New Roman" w:hAnsi="Times New Roman" w:eastAsia="Times New Roman" w:cs="Times New Roman"/>
-          <w:b w:val="0"/>
-          <w:i w:val="0"/>
-          <w:sz w:val="26"/>
-          <w:u w:val="none"/>
-        </w:rPr>
-        <w:t>- IDE và Editor: IntelliJ IDEA, VS Code</w:t>
-      </w:r>
-    </w:p>
-    <w:p>
-      <w:pPr>
-        <w:ind w:left="567"/>
-      </w:pPr>
-      <w:r>
-        <w:rPr>
-          <w:rFonts w:ascii="Times New Roman" w:hAnsi="Times New Roman" w:eastAsia="Times New Roman" w:cs="Times New Roman"/>
-          <w:b w:val="0"/>
-          <w:i w:val="0"/>
-          <w:sz w:val="26"/>
-          <w:u w:val="none"/>
-        </w:rPr>
-        <w:t>- Quản lý mã nguồn: Git + GitHub (branch workflow: main/dev/feature)</w:t>
-      </w:r>
-    </w:p>
-    <w:p>
-      <w:pPr>
-        <w:ind w:left="567"/>
-      </w:pPr>
-      <w:r>
-        <w:rPr>
-          <w:rFonts w:ascii="Times New Roman" w:hAnsi="Times New Roman" w:eastAsia="Times New Roman" w:cs="Times New Roman"/>
-          <w:b w:val="0"/>
-          <w:i w:val="0"/>
-          <w:sz w:val="26"/>
-          <w:u w:val="none"/>
-        </w:rPr>
-        <w:t>- Container: Docker, Kubernetes (EKS)</w:t>
-      </w:r>
-    </w:p>
-    <w:p>
-      <w:pPr>
-        <w:ind w:left="567"/>
-      </w:pPr>
-      <w:r>
-        <w:rPr>
-          <w:rFonts w:ascii="Times New Roman" w:hAnsi="Times New Roman" w:eastAsia="Times New Roman" w:cs="Times New Roman"/>
-          <w:b w:val="0"/>
-          <w:i w:val="0"/>
-          <w:sz w:val="26"/>
-          <w:u w:val="none"/>
-        </w:rPr>
-        <w:t>- CI/CD: GitHub Actions, Terraform (Infrastructure as Code)</w:t>
-      </w:r>
-    </w:p>
-    <w:p>
-      <w:pPr>
-        <w:ind w:left="567"/>
-      </w:pPr>
-      <w:r>
-        <w:rPr>
-          <w:rFonts w:ascii="Times New Roman" w:hAnsi="Times New Roman" w:eastAsia="Times New Roman" w:cs="Times New Roman"/>
-          <w:b w:val="0"/>
-          <w:i w:val="0"/>
-          <w:sz w:val="26"/>
-          <w:u w:val="none"/>
-        </w:rPr>
-        <w:t>- AI Services: OpenAI GPT-4 (text), Stability AI SDXL (images), Remove.bg</w:t>
-      </w:r>
-    </w:p>
-    <w:p>
-      <w:pPr>
-        <w:ind w:left="567"/>
-      </w:pPr>
-      <w:r>
-        <w:rPr>
-          <w:rFonts w:ascii="Times New Roman" w:hAnsi="Times New Roman" w:eastAsia="Times New Roman" w:cs="Times New Roman"/>
-          <w:b w:val="0"/>
-          <w:i w:val="0"/>
-          <w:sz w:val="26"/>
-          <w:u w:val="none"/>
-        </w:rPr>
-        <w:t>- Monitoring: Prometheus, Grafana</w:t>
-      </w:r>
-    </w:p>
-    <w:p>
-      <w:pPr>
-        <w:spacing w:before="120" w:after="60"/>
-      </w:pPr>
-      <w:r>
-        <w:rPr>
-          <w:rFonts w:ascii="Times New Roman" w:hAnsi="Times New Roman" w:eastAsia="Times New Roman" w:cs="Times New Roman"/>
-          <w:b/>
-          <w:i w:val="0"/>
-          <w:sz w:val="26"/>
-          <w:u w:val="none"/>
-        </w:rPr>
-        <w:t>2.4. Lý do lựa chọn bộ công nghệ này</w:t>
-      </w:r>
-    </w:p>
-    <w:p>
-      <w:pPr>
-        <w:ind w:left="567"/>
-      </w:pPr>
-      <w:r>
-        <w:rPr>
-          <w:rFonts w:ascii="Times New Roman" w:hAnsi="Times New Roman" w:eastAsia="Times New Roman" w:cs="Times New Roman"/>
-          <w:b w:val="0"/>
-          <w:i w:val="0"/>
-          <w:sz w:val="26"/>
-          <w:u w:val="none"/>
-        </w:rPr>
-        <w:t>- Phù hợp xu hướng 2025-2026: Java Spring + Next.js là combo phổ biến cho enterprise apps, Python AI cho generative AI applications</w:t>
-      </w:r>
-    </w:p>
-    <w:p>
-      <w:pPr>
-        <w:ind w:left="567"/>
-      </w:pPr>
-      <w:r>
-        <w:rPr>
-          <w:rFonts w:ascii="Times New Roman" w:hAnsi="Times New Roman" w:eastAsia="Times New Roman" w:cs="Times New Roman"/>
-          <w:b w:val="0"/>
-          <w:i w:val="0"/>
-          <w:sz w:val="26"/>
-          <w:u w:val="none"/>
-        </w:rPr>
-        <w:t>- Dễ triển khai cho sinh viên: Tài liệu phong phú, cộng đồng lớn, free tier dồi dào</w:t>
-      </w:r>
-    </w:p>
-    <w:p>
-      <w:pPr>
-        <w:ind w:left="567"/>
-      </w:pPr>
-      <w:r>
-        <w:rPr>
-          <w:rFonts w:ascii="Times New Roman" w:hAnsi="Times New Roman" w:eastAsia="Times New Roman" w:cs="Times New Roman"/>
-          <w:b w:val="0"/>
-          <w:i w:val="0"/>
-          <w:sz w:val="26"/>
-          <w:u w:val="none"/>
-        </w:rPr>
-        <w:t>- Tính ứng dụng thực tiễn: Hệ thống scalable, có thể mở rộng thành sản phẩm thương mại</w:t>
-      </w:r>
-    </w:p>
-    <w:p>
-      <w:pPr>
-        <w:ind w:left="567"/>
-      </w:pPr>
-      <w:r>
-        <w:rPr>
-          <w:rFonts w:ascii="Times New Roman" w:hAnsi="Times New Roman" w:eastAsia="Times New Roman" w:cs="Times New Roman"/>
-          <w:b w:val="0"/>
-          <w:i w:val="0"/>
-          <w:sz w:val="26"/>
-          <w:u w:val="none"/>
-        </w:rPr>
-        <w:t>- Hạn chế: Ưu tiên open-source để tránh phụ thuộc API trả phí, không dùng cloud enterprise full</w:t>
+        <w:t>- Tools: Git/GitHub, IntelliJ IDEA, VS Code, Prometheus/Grafana</w:t>
       </w:r>
     </w:p>
     <w:p>
@@ -1083,7 +752,7 @@
           <w:sz w:val="26"/>
           <w:u w:val="none"/>
         </w:rPr>
-        <w:t>Qua quá trình nghiên cứu và thực hiện đề tài, các kết quả chính dự kiến đạt được bao gồm:</w:t>
+        <w:t>Qua quá trình nghiên cứu và thực hiện đề tài, các kết quả dự kiến đạt được bao gồm 2 nhóm chính:</w:t>
       </w:r>
     </w:p>
     <w:p>
@@ -1098,7 +767,7 @@
           <w:sz w:val="26"/>
           <w:u w:val="none"/>
         </w:rPr>
-        <w:t>Sản phẩm phần mềm hoàn chỉnh (MVP):</w:t>
+        <w:t>Kết quả về con người (bản thân):</w:t>
       </w:r>
     </w:p>
     <w:p>
@@ -1113,7 +782,7 @@
           <w:sz w:val="26"/>
           <w:u w:val="none"/>
         </w:rPr>
-        <w:t>- KiteHub Platform: Modular Monolith với 4 modules (Sale, Message, Maintaining, AI Agent)</w:t>
+        <w:t>- Nắm vững kiến thức về kiến trúc Microservices, multi-tenant SaaS, và kiến trúc hybrid (Monolith + Microservices)</w:t>
       </w:r>
     </w:p>
     <w:p>
@@ -1128,7 +797,7 @@
           <w:sz w:val="26"/>
           <w:u w:val="none"/>
         </w:rPr>
-        <w:t>- KiteClass Instance: 3 Core Services (Gateway, Core, Frontend) + 4 Expand Services tùy chọn (Parent, Gamification, Forum, Media)</w:t>
+        <w:t>- Có kỹ năng phát triển full-stack với Java Spring Boot (backend) và Next.js (frontend)</w:t>
       </w:r>
     </w:p>
     <w:p>
@@ -1143,7 +812,7 @@
           <w:sz w:val="26"/>
           <w:u w:val="none"/>
         </w:rPr>
-        <w:t>- Kiến trúc v4.0 với unbundled pricing: Khách hàng chọn chính xác services họ cần, flexible từ ₫299k/tháng (BASIC) đến ₫999k/tháng (PREMIUM)</w:t>
+        <w:t>- Có kinh nghiệm triển khai hệ thống trên cloud (AWS EKS) với Kubernetes orchestration</w:t>
       </w:r>
     </w:p>
     <w:p>
@@ -1158,7 +827,7 @@
           <w:sz w:val="26"/>
           <w:u w:val="none"/>
         </w:rPr>
-        <w:t>- Media Service: Clone &amp; customize Ant Media Server CE cho VOD và Live Streaming (tiết kiệm 5-7 tháng vs build from scratch)</w:t>
+        <w:t>- Có khả năng tích hợp AI vào sản phẩm thực tế (OpenAI GPT-4, DALL-E 3)</w:t>
       </w:r>
     </w:p>
     <w:p>
@@ -1173,7 +842,22 @@
           <w:sz w:val="26"/>
           <w:u w:val="none"/>
         </w:rPr>
-        <w:t>- AI Agent tự động tạo branding: 10+ assets (logo variants, hero banner, section banners, color palette) từ 1 ảnh upload, chi phí $0.19/instance, thời gian 5 phút</w:t>
+        <w:t>- Rèn luyện tư duy giải quyết vấn đề thực tế và khả năng làm việc với công nghệ mới nhất 2025-2026</w:t>
+      </w:r>
+    </w:p>
+    <w:p>
+      <w:pPr>
+        <w:spacing w:before="120"/>
+      </w:pPr>
+      <w:r>
+        <w:rPr>
+          <w:rFonts w:ascii="Times New Roman" w:hAnsi="Times New Roman" w:eastAsia="Times New Roman" w:cs="Times New Roman"/>
+          <w:b/>
+          <w:i w:val="0"/>
+          <w:sz w:val="26"/>
+          <w:u w:val="none"/>
+        </w:rPr>
+        <w:t>Kết quả sản phẩm:</w:t>
       </w:r>
     </w:p>
     <w:p>
@@ -1188,22 +872,7 @@
           <w:sz w:val="26"/>
           <w:u w:val="none"/>
         </w:rPr>
-        <w:t>- Auto-provisioning: Tự động setup namespace, database, deploy services, configure DNS trong 20 phút (5 phút AI + 15 phút infrastructure)</w:t>
-      </w:r>
-    </w:p>
-    <w:p>
-      <w:pPr>
-        <w:spacing w:before="120"/>
-      </w:pPr>
-      <w:r>
-        <w:rPr>
-          <w:rFonts w:ascii="Times New Roman" w:hAnsi="Times New Roman" w:eastAsia="Times New Roman" w:cs="Times New Roman"/>
-          <w:b/>
-          <w:i w:val="0"/>
-          <w:sz w:val="26"/>
-          <w:u w:val="none"/>
-        </w:rPr>
-        <w:t>Kết quả kỹ thuật và đánh giá:</w:t>
+        <w:t>- 1 quyển báo cáo đồ án tốt nghiệp hoàn chỉnh với UML diagrams, ERD, API documentation, slide bảo vệ và video demo</w:t>
       </w:r>
     </w:p>
     <w:p>
@@ -1218,7 +887,7 @@
           <w:sz w:val="26"/>
           <w:u w:val="none"/>
         </w:rPr>
-        <w:t>- Thời gian phản hồi API &lt; 200ms cho 95% requests</w:t>
+        <w:t>- 1 chương trình hoàn chỉnh: KiteClass Platform MVP bao gồm KiteHub Platform (Modular Monolith với 4 modules) và KiteClass Instance (3 Core Services: Gateway, Core, Frontend)</w:t>
       </w:r>
     </w:p>
     <w:p>
@@ -1233,7 +902,7 @@
           <w:sz w:val="26"/>
           <w:u w:val="none"/>
         </w:rPr>
-        <w:t>- Hỗ trợ 1000+ người dùng đồng thời trên mỗi instance</w:t>
+        <w:t>- Chương trình có AI Agent tự động tạo branding (10+ assets từ 1 ảnh upload, chi phí $0.19/instance, thời gian 5 phút) và auto-provisioning (setup namespace, database, deploy services trong 20 phút)</w:t>
       </w:r>
     </w:p>
     <w:p>
@@ -1248,7 +917,7 @@
           <w:sz w:val="26"/>
           <w:u w:val="none"/>
         </w:rPr>
-        <w:t>- Uptime 99.9% với automatic failover</w:t>
+        <w:t>- Kết quả kỹ thuật: API response time &lt; 200ms cho 95% requests, hỗ trợ 1000+ concurrent users/instance, uptime 99.9%</w:t>
       </w:r>
     </w:p>
     <w:p>
@@ -1263,22 +932,7 @@
           <w:sz w:val="26"/>
           <w:u w:val="none"/>
         </w:rPr>
-        <w:t>- Báo cáo kiểm thử đầy đủ (unit test, integration test, load test)</w:t>
-      </w:r>
-    </w:p>
-    <w:p>
-      <w:pPr>
-        <w:spacing w:before="120"/>
-      </w:pPr>
-      <w:r>
-        <w:rPr>
-          <w:rFonts w:ascii="Times New Roman" w:hAnsi="Times New Roman" w:eastAsia="Times New Roman" w:cs="Times New Roman"/>
-          <w:b/>
-          <w:i w:val="0"/>
-          <w:sz w:val="26"/>
-          <w:u w:val="none"/>
-        </w:rPr>
-        <w:t>Tài liệu và sản phẩm phụ:</w:t>
+        <w:t>- Mã nguồn trên GitHub với tài liệu hướng dẫn triển khai và sử dụng đầy đủ</w:t>
       </w:r>
     </w:p>
     <w:p>
@@ -1293,127 +947,7 @@
           <w:sz w:val="26"/>
           <w:u w:val="none"/>
         </w:rPr>
-        <w:t>- Báo cáo đồ án tốt nghiệp hoàn chỉnh với UML diagrams, ERD, API documentation</w:t>
-      </w:r>
-    </w:p>
-    <w:p>
-      <w:pPr>
-        <w:ind w:left="567"/>
-      </w:pPr>
-      <w:r>
-        <w:rPr>
-          <w:rFonts w:ascii="Times New Roman" w:hAnsi="Times New Roman" w:eastAsia="Times New Roman" w:cs="Times New Roman"/>
-          <w:b w:val="0"/>
-          <w:i w:val="0"/>
-          <w:sz w:val="26"/>
-          <w:u w:val="none"/>
-        </w:rPr>
-        <w:t>- Slide bảo vệ đồ án và video demo</w:t>
-      </w:r>
-    </w:p>
-    <w:p>
-      <w:pPr>
-        <w:ind w:left="567"/>
-      </w:pPr>
-      <w:r>
-        <w:rPr>
-          <w:rFonts w:ascii="Times New Roman" w:hAnsi="Times New Roman" w:eastAsia="Times New Roman" w:cs="Times New Roman"/>
-          <w:b w:val="0"/>
-          <w:i w:val="0"/>
-          <w:sz w:val="26"/>
-          <w:u w:val="none"/>
-        </w:rPr>
-        <w:t>- Mã nguồn trên GitHub với README chi tiết</w:t>
-      </w:r>
-    </w:p>
-    <w:p>
-      <w:pPr>
-        <w:ind w:left="567"/>
-      </w:pPr>
-      <w:r>
-        <w:rPr>
-          <w:rFonts w:ascii="Times New Roman" w:hAnsi="Times New Roman" w:eastAsia="Times New Roman" w:cs="Times New Roman"/>
-          <w:b w:val="0"/>
-          <w:i w:val="0"/>
-          <w:sz w:val="26"/>
-          <w:u w:val="none"/>
-        </w:rPr>
-        <w:t>- Tài liệu hướng dẫn triển khai và sử dụng</w:t>
-      </w:r>
-    </w:p>
-    <w:p>
-      <w:pPr>
-        <w:spacing w:before="120"/>
-      </w:pPr>
-      <w:r>
-        <w:rPr>
-          <w:rFonts w:ascii="Times New Roman" w:hAnsi="Times New Roman" w:eastAsia="Times New Roman" w:cs="Times New Roman"/>
-          <w:b/>
-          <w:i w:val="0"/>
-          <w:sz w:val="26"/>
-          <w:u w:val="none"/>
-        </w:rPr>
-        <w:t>Giá trị ứng dụng và đóng góp:</w:t>
-      </w:r>
-    </w:p>
-    <w:p>
-      <w:pPr>
-        <w:ind w:left="567"/>
-      </w:pPr>
-      <w:r>
-        <w:rPr>
-          <w:rFonts w:ascii="Times New Roman" w:hAnsi="Times New Roman" w:eastAsia="Times New Roman" w:cs="Times New Roman"/>
-          <w:b w:val="0"/>
-          <w:i w:val="0"/>
-          <w:sz w:val="26"/>
-          <w:u w:val="none"/>
-        </w:rPr>
-        <w:t>- Đề tài mang tính ứng dụng cao: Giải quyết bài toán thực tế cho ~10,000+ trung tâm giáo dục nhỏ ở Việt Nam cần nền tảng quản lý riêng với chi phí hợp lý</w:t>
-      </w:r>
-    </w:p>
-    <w:p>
-      <w:pPr>
-        <w:ind w:left="567"/>
-      </w:pPr>
-      <w:r>
-        <w:rPr>
-          <w:rFonts w:ascii="Times New Roman" w:hAnsi="Times New Roman" w:eastAsia="Times New Roman" w:cs="Times New Roman"/>
-          <w:b w:val="0"/>
-          <w:i w:val="0"/>
-          <w:sz w:val="26"/>
-          <w:u w:val="none"/>
-        </w:rPr>
-        <w:t>- Đóng góp về mặt kỹ thuật: Kiến trúc hybrid (Monolith + Microservices), unbundled pricing model, clone &amp; customize open-source strategy</w:t>
-      </w:r>
-    </w:p>
-    <w:p>
-      <w:pPr>
-        <w:ind w:left="567"/>
-      </w:pPr>
-      <w:r>
-        <w:rPr>
-          <w:rFonts w:ascii="Times New Roman" w:hAnsi="Times New Roman" w:eastAsia="Times New Roman" w:cs="Times New Roman"/>
-          <w:b w:val="0"/>
-          <w:i w:val="0"/>
-          <w:sz w:val="26"/>
-          <w:u w:val="none"/>
-        </w:rPr>
-        <w:t>- Đóng góp về AI: Tự động hóa branding process từ 1-2 giờ manual xuống 5 phút với AI, chi phí chỉ $0.19/instance</w:t>
-      </w:r>
-    </w:p>
-    <w:p>
-      <w:pPr>
-        <w:ind w:left="567"/>
-      </w:pPr>
-      <w:r>
-        <w:rPr>
-          <w:rFonts w:ascii="Times New Roman" w:hAnsi="Times New Roman" w:eastAsia="Times New Roman" w:cs="Times New Roman"/>
-          <w:b w:val="0"/>
-          <w:i w:val="0"/>
-          <w:sz w:val="26"/>
-          <w:u w:val="none"/>
-        </w:rPr>
-        <w:t>- Kết quả có tiềm năng thương mại: Revenue projection ₫60k/customer (vs ₫45k baseline), margin 90% (₫9 cost, ₫99 revenue cho BASIC tier)</w:t>
+        <w:t>- Giá trị ứng dụng: Giải quyết bài toán thực tế cho ~10,000+ trung tâm giáo dục nhỏ tại Việt Nam, có tiềm năng thương mại hóa</w:t>
       </w:r>
     </w:p>
     <w:p>
@@ -1444,7 +978,7 @@
           <w:sz w:val="26"/>
           <w:u w:val="none"/>
         </w:rPr>
-        <w:t>Kế hoạch thực hiện đề tài được lập theo các giai đoạn chính, với thời gian tổng cộng khoảng 4 tháng (từ tháng 2/2026 đến tháng 5/2026). Kế hoạch linh hoạt, có thể điều chỉnh theo góp ý của giảng viên hướng dẫn và tiến độ thực tế.</w:t>
+        <w:t>Kế hoạch thực hiện đề tài với các công việc chi tiết (4 tháng từ 02/2026 đến 05/2026). Mỗi công việc kéo dài khoảng 1 tuần, các công việc được thực hiện đồng thời để tối ưu thời gian.</w:t>
       </w:r>
     </w:p>
     <w:tbl>
@@ -1620,7 +1154,7 @@
                 <w:sz w:val="24"/>
                 <w:u w:val="none"/>
               </w:rPr>
-              <w:t>BeeClass, Udemy, technology stack</w:t>
+              <w:t>Phân tích BeeClass, Udemy</w:t>
             </w:r>
           </w:p>
         </w:tc>
@@ -1679,7 +1213,7 @@
                 <w:sz w:val="24"/>
                 <w:u w:val="none"/>
               </w:rPr>
-              <w:t>15/02 – 21/02/2026</w:t>
+              <w:t>08/02 – 21/02/2026</w:t>
             </w:r>
           </w:p>
         </w:tc>
@@ -1699,7 +1233,7 @@
                 <w:sz w:val="24"/>
                 <w:u w:val="none"/>
               </w:rPr>
-              <w:t>214 use cases, user stories</w:t>
+              <w:t>214 use cases</w:t>
             </w:r>
           </w:p>
         </w:tc>
@@ -1778,7 +1312,7 @@
                 <w:sz w:val="24"/>
                 <w:u w:val="none"/>
               </w:rPr>
-              <w:t>PlantUML diagrams, ADR</w:t>
+              <w:t>Sơ đồ PlantUML</w:t>
             </w:r>
           </w:p>
         </w:tc>
@@ -1857,7 +1391,7 @@
                 <w:sz w:val="24"/>
                 <w:u w:val="none"/>
               </w:rPr>
-              <w:t>ERD, Swagger/OpenAPI</w:t>
+              <w:t>ERD, tài liệu API</w:t>
             </w:r>
           </w:p>
         </w:tc>
@@ -1896,7 +1430,7 @@
                 <w:sz w:val="24"/>
                 <w:u w:val="none"/>
               </w:rPr>
-              <w:t>Xây dựng Authentication &amp; Authorization module</w:t>
+              <w:t>KiteClass Gateway: Auth, routing + Unit tests</w:t>
             </w:r>
           </w:p>
         </w:tc>
@@ -1936,7 +1470,7 @@
                 <w:sz w:val="24"/>
                 <w:u w:val="none"/>
               </w:rPr>
-              <w:t>JWT, RBAC, Spring Security</w:t>
+              <w:t>Xác thực, định tuyến</w:t>
             </w:r>
           </w:p>
         </w:tc>
@@ -1975,7 +1509,7 @@
                 <w:sz w:val="24"/>
                 <w:u w:val="none"/>
               </w:rPr>
-              <w:t>Xây dựng Tenant Management &amp; Billing System</w:t>
+              <w:t>KiteClass Frontend: Base setup + Auth pages + Unit tests</w:t>
             </w:r>
           </w:p>
         </w:tc>
@@ -1995,7 +1529,7 @@
                 <w:sz w:val="24"/>
                 <w:u w:val="none"/>
               </w:rPr>
-              <w:t>15/03 – 21/03/2026</w:t>
+              <w:t>08/03 – 14/03/2026</w:t>
             </w:r>
           </w:p>
         </w:tc>
@@ -2015,7 +1549,7 @@
                 <w:sz w:val="24"/>
                 <w:u w:val="none"/>
               </w:rPr>
-              <w:t>Multi-tenant, VietQR payment</w:t>
+              <w:t>Next.js, React</w:t>
             </w:r>
           </w:p>
         </w:tc>
@@ -2054,7 +1588,7 @@
                 <w:sz w:val="24"/>
                 <w:u w:val="none"/>
               </w:rPr>
-              <w:t>Xây dựng Admin Dashboard &amp; Auto-provisioning</w:t>
+              <w:t>KiteClass Core: Student &amp; Teacher modules + Unit tests</w:t>
             </w:r>
           </w:p>
         </w:tc>
@@ -2074,7 +1608,7 @@
                 <w:sz w:val="24"/>
                 <w:u w:val="none"/>
               </w:rPr>
-              <w:t>22/03 – 28/03/2026</w:t>
+              <w:t>15/03 – 28/03/2026</w:t>
             </w:r>
           </w:p>
         </w:tc>
@@ -2094,7 +1628,7 @@
                 <w:sz w:val="24"/>
                 <w:u w:val="none"/>
               </w:rPr>
-              <w:t>Next.js, K8s API integration</w:t>
+              <w:t>Quản lý SV, GV</w:t>
             </w:r>
           </w:p>
         </w:tc>
@@ -2133,7 +1667,86 @@
                 <w:sz w:val="24"/>
                 <w:u w:val="none"/>
               </w:rPr>
-              <w:t>Xây dựng Course Service &amp; Assignment Service</w:t>
+              <w:t>KiteClass Frontend: Student &amp; Teacher pages + Unit tests</w:t>
+            </w:r>
+          </w:p>
+        </w:tc>
+        <w:tc>
+          <w:tcPr>
+            <w:tcW w:type="dxa" w:w="2422"/>
+          </w:tcPr>
+          <w:p>
+            <w:pPr>
+              <w:jc w:val="center"/>
+            </w:pPr>
+            <w:r>
+              <w:rPr>
+                <w:rFonts w:ascii="Times New Roman" w:hAnsi="Times New Roman" w:eastAsia="Times New Roman" w:cs="Times New Roman"/>
+                <w:b w:val="0"/>
+                <w:i w:val="0"/>
+                <w:sz w:val="24"/>
+                <w:u w:val="none"/>
+              </w:rPr>
+              <w:t>15/03 – 28/03/2026</w:t>
+            </w:r>
+          </w:p>
+        </w:tc>
+        <w:tc>
+          <w:tcPr>
+            <w:tcW w:type="dxa" w:w="2422"/>
+          </w:tcPr>
+          <w:p>
+            <w:pPr>
+              <w:jc w:val="center"/>
+            </w:pPr>
+            <w:r>
+              <w:rPr>
+                <w:rFonts w:ascii="Times New Roman" w:hAnsi="Times New Roman" w:eastAsia="Times New Roman" w:cs="Times New Roman"/>
+                <w:b w:val="0"/>
+                <w:i w:val="0"/>
+                <w:sz w:val="24"/>
+                <w:u w:val="none"/>
+              </w:rPr>
+              <w:t>Giao diện SV, GV</w:t>
+            </w:r>
+          </w:p>
+        </w:tc>
+      </w:tr>
+      <w:tr>
+        <w:tc>
+          <w:tcPr>
+            <w:tcW w:type="dxa" w:w="2422"/>
+          </w:tcPr>
+          <w:p>
+            <w:pPr>
+              <w:jc w:val="center"/>
+            </w:pPr>
+            <w:r>
+              <w:rPr>
+                <w:rFonts w:ascii="Times New Roman" w:hAnsi="Times New Roman" w:eastAsia="Times New Roman" w:cs="Times New Roman"/>
+                <w:b w:val="0"/>
+                <w:i w:val="0"/>
+                <w:sz w:val="24"/>
+                <w:u w:val="none"/>
+              </w:rPr>
+              <w:t>9</w:t>
+            </w:r>
+          </w:p>
+        </w:tc>
+        <w:tc>
+          <w:tcPr>
+            <w:tcW w:type="dxa" w:w="2422"/>
+          </w:tcPr>
+          <w:p>
+            <w:r>
+              <w:rPr>
+                <w:rFonts w:ascii="Times New Roman" w:hAnsi="Times New Roman" w:eastAsia="Times New Roman" w:cs="Times New Roman"/>
+                <w:b w:val="0"/>
+                <w:i w:val="0"/>
+                <w:sz w:val="24"/>
+                <w:u w:val="none"/>
+              </w:rPr>
+              <w:t>KiteClass Core: Class &amp; Attendance modules + Unit tests</w:t>
             </w:r>
           </w:p>
         </w:tc>
@@ -2173,7 +1786,7 @@
                 <w:sz w:val="24"/>
                 <w:u w:val="none"/>
               </w:rPr>
-              <w:t>CRUD, business logic, DTOs</w:t>
+              <w:t>Lớp học, điểm danh</w:t>
             </w:r>
           </w:p>
         </w:tc>
@@ -2195,7 +1808,7 @@
                 <w:sz w:val="24"/>
                 <w:u w:val="none"/>
               </w:rPr>
-              <w:t>9</w:t>
+              <w:t>10</w:t>
             </w:r>
           </w:p>
         </w:tc>
@@ -2212,7 +1825,86 @@
                 <w:sz w:val="24"/>
                 <w:u w:val="none"/>
               </w:rPr>
-              <w:t>Xây dựng Attendance Service &amp; cross-service auth</w:t>
+              <w:t>KiteClass Frontend: Class &amp; Attendance pages + Unit tests</w:t>
+            </w:r>
+          </w:p>
+        </w:tc>
+        <w:tc>
+          <w:tcPr>
+            <w:tcW w:type="dxa" w:w="2422"/>
+          </w:tcPr>
+          <w:p>
+            <w:pPr>
+              <w:jc w:val="center"/>
+            </w:pPr>
+            <w:r>
+              <w:rPr>
+                <w:rFonts w:ascii="Times New Roman" w:hAnsi="Times New Roman" w:eastAsia="Times New Roman" w:cs="Times New Roman"/>
+                <w:b w:val="0"/>
+                <w:i w:val="0"/>
+                <w:sz w:val="24"/>
+                <w:u w:val="none"/>
+              </w:rPr>
+              <w:t>29/03 – 11/04/2026</w:t>
+            </w:r>
+          </w:p>
+        </w:tc>
+        <w:tc>
+          <w:tcPr>
+            <w:tcW w:type="dxa" w:w="2422"/>
+          </w:tcPr>
+          <w:p>
+            <w:pPr>
+              <w:jc w:val="center"/>
+            </w:pPr>
+            <w:r>
+              <w:rPr>
+                <w:rFonts w:ascii="Times New Roman" w:hAnsi="Times New Roman" w:eastAsia="Times New Roman" w:cs="Times New Roman"/>
+                <w:b w:val="0"/>
+                <w:i w:val="0"/>
+                <w:sz w:val="24"/>
+                <w:u w:val="none"/>
+              </w:rPr>
+              <w:t>Giao diện lớp, điểm danh</w:t>
+            </w:r>
+          </w:p>
+        </w:tc>
+      </w:tr>
+      <w:tr>
+        <w:tc>
+          <w:tcPr>
+            <w:tcW w:type="dxa" w:w="2422"/>
+          </w:tcPr>
+          <w:p>
+            <w:pPr>
+              <w:jc w:val="center"/>
+            </w:pPr>
+            <w:r>
+              <w:rPr>
+                <w:rFonts w:ascii="Times New Roman" w:hAnsi="Times New Roman" w:eastAsia="Times New Roman" w:cs="Times New Roman"/>
+                <w:b w:val="0"/>
+                <w:i w:val="0"/>
+                <w:sz w:val="24"/>
+                <w:u w:val="none"/>
+              </w:rPr>
+              <w:t>11</w:t>
+            </w:r>
+          </w:p>
+        </w:tc>
+        <w:tc>
+          <w:tcPr>
+            <w:tcW w:type="dxa" w:w="2422"/>
+          </w:tcPr>
+          <w:p>
+            <w:r>
+              <w:rPr>
+                <w:rFonts w:ascii="Times New Roman" w:hAnsi="Times New Roman" w:eastAsia="Times New Roman" w:cs="Times New Roman"/>
+                <w:b w:val="0"/>
+                <w:i w:val="0"/>
+                <w:sz w:val="24"/>
+                <w:u w:val="none"/>
+              </w:rPr>
+              <w:t>KiteClass Core: Assignment &amp; Grading modules + Unit tests</w:t>
             </w:r>
           </w:p>
         </w:tc>
@@ -2252,7 +1944,7 @@
                 <w:sz w:val="24"/>
                 <w:u w:val="none"/>
               </w:rPr>
-              <w:t>Service-to-service JWT</w:t>
+              <w:t>Bài tập, chấm điểm</w:t>
             </w:r>
           </w:p>
         </w:tc>
@@ -2274,7 +1966,7 @@
                 <w:sz w:val="24"/>
                 <w:u w:val="none"/>
               </w:rPr>
-              <w:t>10</w:t>
+              <w:t>12</w:t>
             </w:r>
           </w:p>
         </w:tc>
@@ -2291,7 +1983,86 @@
                 <w:sz w:val="24"/>
                 <w:u w:val="none"/>
               </w:rPr>
-              <w:t>Tích hợp AI Agent cho branding automation</w:t>
+              <w:t>KiteClass Frontend: Assignment pages + Unit tests</w:t>
+            </w:r>
+          </w:p>
+        </w:tc>
+        <w:tc>
+          <w:tcPr>
+            <w:tcW w:type="dxa" w:w="2422"/>
+          </w:tcPr>
+          <w:p>
+            <w:pPr>
+              <w:jc w:val="center"/>
+            </w:pPr>
+            <w:r>
+              <w:rPr>
+                <w:rFonts w:ascii="Times New Roman" w:hAnsi="Times New Roman" w:eastAsia="Times New Roman" w:cs="Times New Roman"/>
+                <w:b w:val="0"/>
+                <w:i w:val="0"/>
+                <w:sz w:val="24"/>
+                <w:u w:val="none"/>
+              </w:rPr>
+              <w:t>12/04 – 18/04/2026</w:t>
+            </w:r>
+          </w:p>
+        </w:tc>
+        <w:tc>
+          <w:tcPr>
+            <w:tcW w:type="dxa" w:w="2422"/>
+          </w:tcPr>
+          <w:p>
+            <w:pPr>
+              <w:jc w:val="center"/>
+            </w:pPr>
+            <w:r>
+              <w:rPr>
+                <w:rFonts w:ascii="Times New Roman" w:hAnsi="Times New Roman" w:eastAsia="Times New Roman" w:cs="Times New Roman"/>
+                <w:b w:val="0"/>
+                <w:i w:val="0"/>
+                <w:sz w:val="24"/>
+                <w:u w:val="none"/>
+              </w:rPr>
+              <w:t>Giao diện bài tập</w:t>
+            </w:r>
+          </w:p>
+        </w:tc>
+      </w:tr>
+      <w:tr>
+        <w:tc>
+          <w:tcPr>
+            <w:tcW w:type="dxa" w:w="2422"/>
+          </w:tcPr>
+          <w:p>
+            <w:pPr>
+              <w:jc w:val="center"/>
+            </w:pPr>
+            <w:r>
+              <w:rPr>
+                <w:rFonts w:ascii="Times New Roman" w:hAnsi="Times New Roman" w:eastAsia="Times New Roman" w:cs="Times New Roman"/>
+                <w:b w:val="0"/>
+                <w:i w:val="0"/>
+                <w:sz w:val="24"/>
+                <w:u w:val="none"/>
+              </w:rPr>
+              <w:t>13</w:t>
+            </w:r>
+          </w:p>
+        </w:tc>
+        <w:tc>
+          <w:tcPr>
+            <w:tcW w:type="dxa" w:w="2422"/>
+          </w:tcPr>
+          <w:p>
+            <w:r>
+              <w:rPr>
+                <w:rFonts w:ascii="Times New Roman" w:hAnsi="Times New Roman" w:eastAsia="Times New Roman" w:cs="Times New Roman"/>
+                <w:b w:val="0"/>
+                <w:i w:val="0"/>
+                <w:sz w:val="24"/>
+                <w:u w:val="none"/>
+              </w:rPr>
+              <w:t>Integration testing KiteClass (cross-service)</w:t>
             </w:r>
           </w:p>
         </w:tc>
@@ -2331,244 +2102,7 @@
                 <w:sz w:val="24"/>
                 <w:u w:val="none"/>
               </w:rPr>
-              <w:t>GPT-4, DALL-E 3, cost $0.19</w:t>
-            </w:r>
-          </w:p>
-        </w:tc>
-      </w:tr>
-      <w:tr>
-        <w:tc>
-          <w:tcPr>
-            <w:tcW w:type="dxa" w:w="2422"/>
-          </w:tcPr>
-          <w:p>
-            <w:pPr>
-              <w:jc w:val="center"/>
-            </w:pPr>
-            <w:r>
-              <w:rPr>
-                <w:rFonts w:ascii="Times New Roman" w:hAnsi="Times New Roman" w:eastAsia="Times New Roman" w:cs="Times New Roman"/>
-                <w:b w:val="0"/>
-                <w:i w:val="0"/>
-                <w:sz w:val="24"/>
-                <w:u w:val="none"/>
-              </w:rPr>
-              <w:t>11</w:t>
-            </w:r>
-          </w:p>
-        </w:tc>
-        <w:tc>
-          <w:tcPr>
-            <w:tcW w:type="dxa" w:w="2422"/>
-          </w:tcPr>
-          <w:p>
-            <w:r>
-              <w:rPr>
-                <w:rFonts w:ascii="Times New Roman" w:hAnsi="Times New Roman" w:eastAsia="Times New Roman" w:cs="Times New Roman"/>
-                <w:b w:val="0"/>
-                <w:i w:val="0"/>
-                <w:sz w:val="24"/>
-                <w:u w:val="none"/>
-              </w:rPr>
-              <w:t>Xây dựng Parent, Gamification, Forum Services</w:t>
-            </w:r>
-          </w:p>
-        </w:tc>
-        <w:tc>
-          <w:tcPr>
-            <w:tcW w:type="dxa" w:w="2422"/>
-          </w:tcPr>
-          <w:p>
-            <w:pPr>
-              <w:jc w:val="center"/>
-            </w:pPr>
-            <w:r>
-              <w:rPr>
-                <w:rFonts w:ascii="Times New Roman" w:hAnsi="Times New Roman" w:eastAsia="Times New Roman" w:cs="Times New Roman"/>
-                <w:b w:val="0"/>
-                <w:i w:val="0"/>
-                <w:sz w:val="24"/>
-                <w:u w:val="none"/>
-              </w:rPr>
-              <w:t>26/04 – 10/05/2026</w:t>
-            </w:r>
-          </w:p>
-        </w:tc>
-        <w:tc>
-          <w:tcPr>
-            <w:tcW w:type="dxa" w:w="2422"/>
-          </w:tcPr>
-          <w:p>
-            <w:pPr>
-              <w:jc w:val="center"/>
-            </w:pPr>
-            <w:r>
-              <w:rPr>
-                <w:rFonts w:ascii="Times New Roman" w:hAnsi="Times New Roman" w:eastAsia="Times New Roman" w:cs="Times New Roman"/>
-                <w:b w:val="0"/>
-                <w:i w:val="0"/>
-                <w:sz w:val="24"/>
-                <w:u w:val="none"/>
-              </w:rPr>
-              <w:t>Unbundled pricing model</w:t>
-            </w:r>
-          </w:p>
-        </w:tc>
-      </w:tr>
-      <w:tr>
-        <w:tc>
-          <w:tcPr>
-            <w:tcW w:type="dxa" w:w="2422"/>
-          </w:tcPr>
-          <w:p>
-            <w:pPr>
-              <w:jc w:val="center"/>
-            </w:pPr>
-            <w:r>
-              <w:rPr>
-                <w:rFonts w:ascii="Times New Roman" w:hAnsi="Times New Roman" w:eastAsia="Times New Roman" w:cs="Times New Roman"/>
-                <w:b w:val="0"/>
-                <w:i w:val="0"/>
-                <w:sz w:val="24"/>
-                <w:u w:val="none"/>
-              </w:rPr>
-              <w:t>12</w:t>
-            </w:r>
-          </w:p>
-        </w:tc>
-        <w:tc>
-          <w:tcPr>
-            <w:tcW w:type="dxa" w:w="2422"/>
-          </w:tcPr>
-          <w:p>
-            <w:r>
-              <w:rPr>
-                <w:rFonts w:ascii="Times New Roman" w:hAnsi="Times New Roman" w:eastAsia="Times New Roman" w:cs="Times New Roman"/>
-                <w:b w:val="0"/>
-                <w:i w:val="0"/>
-                <w:sz w:val="24"/>
-                <w:u w:val="none"/>
-              </w:rPr>
-              <w:t>Unit testing (80% coverage) &amp; Integration testing</w:t>
-            </w:r>
-          </w:p>
-        </w:tc>
-        <w:tc>
-          <w:tcPr>
-            <w:tcW w:type="dxa" w:w="2422"/>
-          </w:tcPr>
-          <w:p>
-            <w:pPr>
-              <w:jc w:val="center"/>
-            </w:pPr>
-            <w:r>
-              <w:rPr>
-                <w:rFonts w:ascii="Times New Roman" w:hAnsi="Times New Roman" w:eastAsia="Times New Roman" w:cs="Times New Roman"/>
-                <w:b w:val="0"/>
-                <w:i w:val="0"/>
-                <w:sz w:val="24"/>
-                <w:u w:val="none"/>
-              </w:rPr>
-              <w:t>11/05 – 17/05/2026</w:t>
-            </w:r>
-          </w:p>
-        </w:tc>
-        <w:tc>
-          <w:tcPr>
-            <w:tcW w:type="dxa" w:w="2422"/>
-          </w:tcPr>
-          <w:p>
-            <w:pPr>
-              <w:jc w:val="center"/>
-            </w:pPr>
-            <w:r>
-              <w:rPr>
-                <w:rFonts w:ascii="Times New Roman" w:hAnsi="Times New Roman" w:eastAsia="Times New Roman" w:cs="Times New Roman"/>
-                <w:b w:val="0"/>
-                <w:i w:val="0"/>
-                <w:sz w:val="24"/>
-                <w:u w:val="none"/>
-              </w:rPr>
-              <w:t>JUnit, Mockito, Testcontainers</w:t>
-            </w:r>
-          </w:p>
-        </w:tc>
-      </w:tr>
-      <w:tr>
-        <w:tc>
-          <w:tcPr>
-            <w:tcW w:type="dxa" w:w="2422"/>
-          </w:tcPr>
-          <w:p>
-            <w:pPr>
-              <w:jc w:val="center"/>
-            </w:pPr>
-            <w:r>
-              <w:rPr>
-                <w:rFonts w:ascii="Times New Roman" w:hAnsi="Times New Roman" w:eastAsia="Times New Roman" w:cs="Times New Roman"/>
-                <w:b w:val="0"/>
-                <w:i w:val="0"/>
-                <w:sz w:val="24"/>
-                <w:u w:val="none"/>
-              </w:rPr>
-              <w:t>13</w:t>
-            </w:r>
-          </w:p>
-        </w:tc>
-        <w:tc>
-          <w:tcPr>
-            <w:tcW w:type="dxa" w:w="2422"/>
-          </w:tcPr>
-          <w:p>
-            <w:r>
-              <w:rPr>
-                <w:rFonts w:ascii="Times New Roman" w:hAnsi="Times New Roman" w:eastAsia="Times New Roman" w:cs="Times New Roman"/>
-                <w:b w:val="0"/>
-                <w:i w:val="0"/>
-                <w:sz w:val="24"/>
-                <w:u w:val="none"/>
-              </w:rPr>
-              <w:t>Load testing, performance tuning &amp; deployment</w:t>
-            </w:r>
-          </w:p>
-        </w:tc>
-        <w:tc>
-          <w:tcPr>
-            <w:tcW w:type="dxa" w:w="2422"/>
-          </w:tcPr>
-          <w:p>
-            <w:pPr>
-              <w:jc w:val="center"/>
-            </w:pPr>
-            <w:r>
-              <w:rPr>
-                <w:rFonts w:ascii="Times New Roman" w:hAnsi="Times New Roman" w:eastAsia="Times New Roman" w:cs="Times New Roman"/>
-                <w:b w:val="0"/>
-                <w:i w:val="0"/>
-                <w:sz w:val="24"/>
-                <w:u w:val="none"/>
-              </w:rPr>
-              <w:t>18/05 – 25/05/2026</w:t>
-            </w:r>
-          </w:p>
-        </w:tc>
-        <w:tc>
-          <w:tcPr>
-            <w:tcW w:type="dxa" w:w="2422"/>
-          </w:tcPr>
-          <w:p>
-            <w:pPr>
-              <w:jc w:val="center"/>
-            </w:pPr>
-            <w:r>
-              <w:rPr>
-                <w:rFonts w:ascii="Times New Roman" w:hAnsi="Times New Roman" w:eastAsia="Times New Roman" w:cs="Times New Roman"/>
-                <w:b w:val="0"/>
-                <w:i w:val="0"/>
-                <w:sz w:val="24"/>
-                <w:u w:val="none"/>
-              </w:rPr>
-              <w:t>JMeter, AWS EKS production</w:t>
+              <w:t>Kiểm thử liên kết</w:t>
             </w:r>
           </w:p>
         </w:tc>
@@ -2591,6 +2125,638 @@
                 <w:u w:val="none"/>
               </w:rPr>
               <w:t>14</w:t>
+            </w:r>
+          </w:p>
+        </w:tc>
+        <w:tc>
+          <w:tcPr>
+            <w:tcW w:type="dxa" w:w="2422"/>
+          </w:tcPr>
+          <w:p>
+            <w:r>
+              <w:rPr>
+                <w:rFonts w:ascii="Times New Roman" w:hAnsi="Times New Roman" w:eastAsia="Times New Roman" w:cs="Times New Roman"/>
+                <w:b w:val="0"/>
+                <w:i w:val="0"/>
+                <w:sz w:val="24"/>
+                <w:u w:val="none"/>
+              </w:rPr>
+              <w:t>KiteHub: Auth &amp; Tenant Management + Unit tests</w:t>
+            </w:r>
+          </w:p>
+        </w:tc>
+        <w:tc>
+          <w:tcPr>
+            <w:tcW w:type="dxa" w:w="2422"/>
+          </w:tcPr>
+          <w:p>
+            <w:pPr>
+              <w:jc w:val="center"/>
+            </w:pPr>
+            <w:r>
+              <w:rPr>
+                <w:rFonts w:ascii="Times New Roman" w:hAnsi="Times New Roman" w:eastAsia="Times New Roman" w:cs="Times New Roman"/>
+                <w:b w:val="0"/>
+                <w:i w:val="0"/>
+                <w:sz w:val="24"/>
+                <w:u w:val="none"/>
+              </w:rPr>
+              <w:t>26/04 – 02/05/2026</w:t>
+            </w:r>
+          </w:p>
+        </w:tc>
+        <w:tc>
+          <w:tcPr>
+            <w:tcW w:type="dxa" w:w="2422"/>
+          </w:tcPr>
+          <w:p>
+            <w:pPr>
+              <w:jc w:val="center"/>
+            </w:pPr>
+            <w:r>
+              <w:rPr>
+                <w:rFonts w:ascii="Times New Roman" w:hAnsi="Times New Roman" w:eastAsia="Times New Roman" w:cs="Times New Roman"/>
+                <w:b w:val="0"/>
+                <w:i w:val="0"/>
+                <w:sz w:val="24"/>
+                <w:u w:val="none"/>
+              </w:rPr>
+              <w:t>Xác thực, quản lý tenant</w:t>
+            </w:r>
+          </w:p>
+        </w:tc>
+      </w:tr>
+      <w:tr>
+        <w:tc>
+          <w:tcPr>
+            <w:tcW w:type="dxa" w:w="2422"/>
+          </w:tcPr>
+          <w:p>
+            <w:pPr>
+              <w:jc w:val="center"/>
+            </w:pPr>
+            <w:r>
+              <w:rPr>
+                <w:rFonts w:ascii="Times New Roman" w:hAnsi="Times New Roman" w:eastAsia="Times New Roman" w:cs="Times New Roman"/>
+                <w:b w:val="0"/>
+                <w:i w:val="0"/>
+                <w:sz w:val="24"/>
+                <w:u w:val="none"/>
+              </w:rPr>
+              <w:t>15</w:t>
+            </w:r>
+          </w:p>
+        </w:tc>
+        <w:tc>
+          <w:tcPr>
+            <w:tcW w:type="dxa" w:w="2422"/>
+          </w:tcPr>
+          <w:p>
+            <w:r>
+              <w:rPr>
+                <w:rFonts w:ascii="Times New Roman" w:hAnsi="Times New Roman" w:eastAsia="Times New Roman" w:cs="Times New Roman"/>
+                <w:b w:val="0"/>
+                <w:i w:val="0"/>
+                <w:sz w:val="24"/>
+                <w:u w:val="none"/>
+              </w:rPr>
+              <w:t>KiteHub: Billing System + Unit tests</w:t>
+            </w:r>
+          </w:p>
+        </w:tc>
+        <w:tc>
+          <w:tcPr>
+            <w:tcW w:type="dxa" w:w="2422"/>
+          </w:tcPr>
+          <w:p>
+            <w:pPr>
+              <w:jc w:val="center"/>
+            </w:pPr>
+            <w:r>
+              <w:rPr>
+                <w:rFonts w:ascii="Times New Roman" w:hAnsi="Times New Roman" w:eastAsia="Times New Roman" w:cs="Times New Roman"/>
+                <w:b w:val="0"/>
+                <w:i w:val="0"/>
+                <w:sz w:val="24"/>
+                <w:u w:val="none"/>
+              </w:rPr>
+              <w:t>26/04 – 02/05/2026</w:t>
+            </w:r>
+          </w:p>
+        </w:tc>
+        <w:tc>
+          <w:tcPr>
+            <w:tcW w:type="dxa" w:w="2422"/>
+          </w:tcPr>
+          <w:p>
+            <w:pPr>
+              <w:jc w:val="center"/>
+            </w:pPr>
+            <w:r>
+              <w:rPr>
+                <w:rFonts w:ascii="Times New Roman" w:hAnsi="Times New Roman" w:eastAsia="Times New Roman" w:cs="Times New Roman"/>
+                <w:b w:val="0"/>
+                <w:i w:val="0"/>
+                <w:sz w:val="24"/>
+                <w:u w:val="none"/>
+              </w:rPr>
+              <w:t>Thanh toán VietQR</w:t>
+            </w:r>
+          </w:p>
+        </w:tc>
+      </w:tr>
+      <w:tr>
+        <w:tc>
+          <w:tcPr>
+            <w:tcW w:type="dxa" w:w="2422"/>
+          </w:tcPr>
+          <w:p>
+            <w:pPr>
+              <w:jc w:val="center"/>
+            </w:pPr>
+            <w:r>
+              <w:rPr>
+                <w:rFonts w:ascii="Times New Roman" w:hAnsi="Times New Roman" w:eastAsia="Times New Roman" w:cs="Times New Roman"/>
+                <w:b w:val="0"/>
+                <w:i w:val="0"/>
+                <w:sz w:val="24"/>
+                <w:u w:val="none"/>
+              </w:rPr>
+              <w:t>16</w:t>
+            </w:r>
+          </w:p>
+        </w:tc>
+        <w:tc>
+          <w:tcPr>
+            <w:tcW w:type="dxa" w:w="2422"/>
+          </w:tcPr>
+          <w:p>
+            <w:r>
+              <w:rPr>
+                <w:rFonts w:ascii="Times New Roman" w:hAnsi="Times New Roman" w:eastAsia="Times New Roman" w:cs="Times New Roman"/>
+                <w:b w:val="0"/>
+                <w:i w:val="0"/>
+                <w:sz w:val="24"/>
+                <w:u w:val="none"/>
+              </w:rPr>
+              <w:t>KiteHub: Admin Dashboard + Unit tests</w:t>
+            </w:r>
+          </w:p>
+        </w:tc>
+        <w:tc>
+          <w:tcPr>
+            <w:tcW w:type="dxa" w:w="2422"/>
+          </w:tcPr>
+          <w:p>
+            <w:pPr>
+              <w:jc w:val="center"/>
+            </w:pPr>
+            <w:r>
+              <w:rPr>
+                <w:rFonts w:ascii="Times New Roman" w:hAnsi="Times New Roman" w:eastAsia="Times New Roman" w:cs="Times New Roman"/>
+                <w:b w:val="0"/>
+                <w:i w:val="0"/>
+                <w:sz w:val="24"/>
+                <w:u w:val="none"/>
+              </w:rPr>
+              <w:t>03/05 – 09/05/2026</w:t>
+            </w:r>
+          </w:p>
+        </w:tc>
+        <w:tc>
+          <w:tcPr>
+            <w:tcW w:type="dxa" w:w="2422"/>
+          </w:tcPr>
+          <w:p>
+            <w:pPr>
+              <w:jc w:val="center"/>
+            </w:pPr>
+            <w:r>
+              <w:rPr>
+                <w:rFonts w:ascii="Times New Roman" w:hAnsi="Times New Roman" w:eastAsia="Times New Roman" w:cs="Times New Roman"/>
+                <w:b w:val="0"/>
+                <w:i w:val="0"/>
+                <w:sz w:val="24"/>
+                <w:u w:val="none"/>
+              </w:rPr>
+              <w:t>Giao diện quản trị</w:t>
+            </w:r>
+          </w:p>
+        </w:tc>
+      </w:tr>
+      <w:tr>
+        <w:tc>
+          <w:tcPr>
+            <w:tcW w:type="dxa" w:w="2422"/>
+          </w:tcPr>
+          <w:p>
+            <w:pPr>
+              <w:jc w:val="center"/>
+            </w:pPr>
+            <w:r>
+              <w:rPr>
+                <w:rFonts w:ascii="Times New Roman" w:hAnsi="Times New Roman" w:eastAsia="Times New Roman" w:cs="Times New Roman"/>
+                <w:b w:val="0"/>
+                <w:i w:val="0"/>
+                <w:sz w:val="24"/>
+                <w:u w:val="none"/>
+              </w:rPr>
+              <w:t>17</w:t>
+            </w:r>
+          </w:p>
+        </w:tc>
+        <w:tc>
+          <w:tcPr>
+            <w:tcW w:type="dxa" w:w="2422"/>
+          </w:tcPr>
+          <w:p>
+            <w:r>
+              <w:rPr>
+                <w:rFonts w:ascii="Times New Roman" w:hAnsi="Times New Roman" w:eastAsia="Times New Roman" w:cs="Times New Roman"/>
+                <w:b w:val="0"/>
+                <w:i w:val="0"/>
+                <w:sz w:val="24"/>
+                <w:u w:val="none"/>
+              </w:rPr>
+              <w:t>KiteHub: Auto-provisioning + Unit tests</w:t>
+            </w:r>
+          </w:p>
+        </w:tc>
+        <w:tc>
+          <w:tcPr>
+            <w:tcW w:type="dxa" w:w="2422"/>
+          </w:tcPr>
+          <w:p>
+            <w:pPr>
+              <w:jc w:val="center"/>
+            </w:pPr>
+            <w:r>
+              <w:rPr>
+                <w:rFonts w:ascii="Times New Roman" w:hAnsi="Times New Roman" w:eastAsia="Times New Roman" w:cs="Times New Roman"/>
+                <w:b w:val="0"/>
+                <w:i w:val="0"/>
+                <w:sz w:val="24"/>
+                <w:u w:val="none"/>
+              </w:rPr>
+              <w:t>03/05 – 09/05/2026</w:t>
+            </w:r>
+          </w:p>
+        </w:tc>
+        <w:tc>
+          <w:tcPr>
+            <w:tcW w:type="dxa" w:w="2422"/>
+          </w:tcPr>
+          <w:p>
+            <w:pPr>
+              <w:jc w:val="center"/>
+            </w:pPr>
+            <w:r>
+              <w:rPr>
+                <w:rFonts w:ascii="Times New Roman" w:hAnsi="Times New Roman" w:eastAsia="Times New Roman" w:cs="Times New Roman"/>
+                <w:b w:val="0"/>
+                <w:i w:val="0"/>
+                <w:sz w:val="24"/>
+                <w:u w:val="none"/>
+              </w:rPr>
+              <w:t>Tự động triển khai</w:t>
+            </w:r>
+          </w:p>
+        </w:tc>
+      </w:tr>
+      <w:tr>
+        <w:tc>
+          <w:tcPr>
+            <w:tcW w:type="dxa" w:w="2422"/>
+          </w:tcPr>
+          <w:p>
+            <w:pPr>
+              <w:jc w:val="center"/>
+            </w:pPr>
+            <w:r>
+              <w:rPr>
+                <w:rFonts w:ascii="Times New Roman" w:hAnsi="Times New Roman" w:eastAsia="Times New Roman" w:cs="Times New Roman"/>
+                <w:b w:val="0"/>
+                <w:i w:val="0"/>
+                <w:sz w:val="24"/>
+                <w:u w:val="none"/>
+              </w:rPr>
+              <w:t>18</w:t>
+            </w:r>
+          </w:p>
+        </w:tc>
+        <w:tc>
+          <w:tcPr>
+            <w:tcW w:type="dxa" w:w="2422"/>
+          </w:tcPr>
+          <w:p>
+            <w:r>
+              <w:rPr>
+                <w:rFonts w:ascii="Times New Roman" w:hAnsi="Times New Roman" w:eastAsia="Times New Roman" w:cs="Times New Roman"/>
+                <w:b w:val="0"/>
+                <w:i w:val="0"/>
+                <w:sz w:val="24"/>
+                <w:u w:val="none"/>
+              </w:rPr>
+              <w:t>KiteHub: AI Agent + Unit tests</w:t>
+            </w:r>
+          </w:p>
+        </w:tc>
+        <w:tc>
+          <w:tcPr>
+            <w:tcW w:type="dxa" w:w="2422"/>
+          </w:tcPr>
+          <w:p>
+            <w:pPr>
+              <w:jc w:val="center"/>
+            </w:pPr>
+            <w:r>
+              <w:rPr>
+                <w:rFonts w:ascii="Times New Roman" w:hAnsi="Times New Roman" w:eastAsia="Times New Roman" w:cs="Times New Roman"/>
+                <w:b w:val="0"/>
+                <w:i w:val="0"/>
+                <w:sz w:val="24"/>
+                <w:u w:val="none"/>
+              </w:rPr>
+              <w:t>10/05 – 16/05/2026</w:t>
+            </w:r>
+          </w:p>
+        </w:tc>
+        <w:tc>
+          <w:tcPr>
+            <w:tcW w:type="dxa" w:w="2422"/>
+          </w:tcPr>
+          <w:p>
+            <w:pPr>
+              <w:jc w:val="center"/>
+            </w:pPr>
+            <w:r>
+              <w:rPr>
+                <w:rFonts w:ascii="Times New Roman" w:hAnsi="Times New Roman" w:eastAsia="Times New Roman" w:cs="Times New Roman"/>
+                <w:b w:val="0"/>
+                <w:i w:val="0"/>
+                <w:sz w:val="24"/>
+                <w:u w:val="none"/>
+              </w:rPr>
+              <w:t>Tự động tạo branding</w:t>
+            </w:r>
+          </w:p>
+        </w:tc>
+      </w:tr>
+      <w:tr>
+        <w:tc>
+          <w:tcPr>
+            <w:tcW w:type="dxa" w:w="2422"/>
+          </w:tcPr>
+          <w:p>
+            <w:pPr>
+              <w:jc w:val="center"/>
+            </w:pPr>
+            <w:r>
+              <w:rPr>
+                <w:rFonts w:ascii="Times New Roman" w:hAnsi="Times New Roman" w:eastAsia="Times New Roman" w:cs="Times New Roman"/>
+                <w:b w:val="0"/>
+                <w:i w:val="0"/>
+                <w:sz w:val="24"/>
+                <w:u w:val="none"/>
+              </w:rPr>
+              <w:t>19</w:t>
+            </w:r>
+          </w:p>
+        </w:tc>
+        <w:tc>
+          <w:tcPr>
+            <w:tcW w:type="dxa" w:w="2422"/>
+          </w:tcPr>
+          <w:p>
+            <w:r>
+              <w:rPr>
+                <w:rFonts w:ascii="Times New Roman" w:hAnsi="Times New Roman" w:eastAsia="Times New Roman" w:cs="Times New Roman"/>
+                <w:b w:val="0"/>
+                <w:i w:val="0"/>
+                <w:sz w:val="24"/>
+                <w:u w:val="none"/>
+              </w:rPr>
+              <w:t>Integration testing KiteHub</w:t>
+            </w:r>
+          </w:p>
+        </w:tc>
+        <w:tc>
+          <w:tcPr>
+            <w:tcW w:type="dxa" w:w="2422"/>
+          </w:tcPr>
+          <w:p>
+            <w:pPr>
+              <w:jc w:val="center"/>
+            </w:pPr>
+            <w:r>
+              <w:rPr>
+                <w:rFonts w:ascii="Times New Roman" w:hAnsi="Times New Roman" w:eastAsia="Times New Roman" w:cs="Times New Roman"/>
+                <w:b w:val="0"/>
+                <w:i w:val="0"/>
+                <w:sz w:val="24"/>
+                <w:u w:val="none"/>
+              </w:rPr>
+              <w:t>10/05 – 16/05/2026</w:t>
+            </w:r>
+          </w:p>
+        </w:tc>
+        <w:tc>
+          <w:tcPr>
+            <w:tcW w:type="dxa" w:w="2422"/>
+          </w:tcPr>
+          <w:p>
+            <w:pPr>
+              <w:jc w:val="center"/>
+            </w:pPr>
+            <w:r>
+              <w:rPr>
+                <w:rFonts w:ascii="Times New Roman" w:hAnsi="Times New Roman" w:eastAsia="Times New Roman" w:cs="Times New Roman"/>
+                <w:b w:val="0"/>
+                <w:i w:val="0"/>
+                <w:sz w:val="24"/>
+                <w:u w:val="none"/>
+              </w:rPr>
+              <w:t>Kiểm thử platform</w:t>
+            </w:r>
+          </w:p>
+        </w:tc>
+      </w:tr>
+      <w:tr>
+        <w:tc>
+          <w:tcPr>
+            <w:tcW w:type="dxa" w:w="2422"/>
+          </w:tcPr>
+          <w:p>
+            <w:pPr>
+              <w:jc w:val="center"/>
+            </w:pPr>
+            <w:r>
+              <w:rPr>
+                <w:rFonts w:ascii="Times New Roman" w:hAnsi="Times New Roman" w:eastAsia="Times New Roman" w:cs="Times New Roman"/>
+                <w:b w:val="0"/>
+                <w:i w:val="0"/>
+                <w:sz w:val="24"/>
+                <w:u w:val="none"/>
+              </w:rPr>
+              <w:t>20</w:t>
+            </w:r>
+          </w:p>
+        </w:tc>
+        <w:tc>
+          <w:tcPr>
+            <w:tcW w:type="dxa" w:w="2422"/>
+          </w:tcPr>
+          <w:p>
+            <w:r>
+              <w:rPr>
+                <w:rFonts w:ascii="Times New Roman" w:hAnsi="Times New Roman" w:eastAsia="Times New Roman" w:cs="Times New Roman"/>
+                <w:b w:val="0"/>
+                <w:i w:val="0"/>
+                <w:sz w:val="24"/>
+                <w:u w:val="none"/>
+              </w:rPr>
+              <w:t>Load testing &amp; performance tuning</w:t>
+            </w:r>
+          </w:p>
+        </w:tc>
+        <w:tc>
+          <w:tcPr>
+            <w:tcW w:type="dxa" w:w="2422"/>
+          </w:tcPr>
+          <w:p>
+            <w:pPr>
+              <w:jc w:val="center"/>
+            </w:pPr>
+            <w:r>
+              <w:rPr>
+                <w:rFonts w:ascii="Times New Roman" w:hAnsi="Times New Roman" w:eastAsia="Times New Roman" w:cs="Times New Roman"/>
+                <w:b w:val="0"/>
+                <w:i w:val="0"/>
+                <w:sz w:val="24"/>
+                <w:u w:val="none"/>
+              </w:rPr>
+              <w:t>17/05 – 23/05/2026</w:t>
+            </w:r>
+          </w:p>
+        </w:tc>
+        <w:tc>
+          <w:tcPr>
+            <w:tcW w:type="dxa" w:w="2422"/>
+          </w:tcPr>
+          <w:p>
+            <w:pPr>
+              <w:jc w:val="center"/>
+            </w:pPr>
+            <w:r>
+              <w:rPr>
+                <w:rFonts w:ascii="Times New Roman" w:hAnsi="Times New Roman" w:eastAsia="Times New Roman" w:cs="Times New Roman"/>
+                <w:b w:val="0"/>
+                <w:i w:val="0"/>
+                <w:sz w:val="24"/>
+                <w:u w:val="none"/>
+              </w:rPr>
+              <w:t>JMeter, tối ưu</w:t>
+            </w:r>
+          </w:p>
+        </w:tc>
+      </w:tr>
+      <w:tr>
+        <w:tc>
+          <w:tcPr>
+            <w:tcW w:type="dxa" w:w="2422"/>
+          </w:tcPr>
+          <w:p>
+            <w:pPr>
+              <w:jc w:val="center"/>
+            </w:pPr>
+            <w:r>
+              <w:rPr>
+                <w:rFonts w:ascii="Times New Roman" w:hAnsi="Times New Roman" w:eastAsia="Times New Roman" w:cs="Times New Roman"/>
+                <w:b w:val="0"/>
+                <w:i w:val="0"/>
+                <w:sz w:val="24"/>
+                <w:u w:val="none"/>
+              </w:rPr>
+              <w:t>21</w:t>
+            </w:r>
+          </w:p>
+        </w:tc>
+        <w:tc>
+          <w:tcPr>
+            <w:tcW w:type="dxa" w:w="2422"/>
+          </w:tcPr>
+          <w:p>
+            <w:r>
+              <w:rPr>
+                <w:rFonts w:ascii="Times New Roman" w:hAnsi="Times New Roman" w:eastAsia="Times New Roman" w:cs="Times New Roman"/>
+                <w:b w:val="0"/>
+                <w:i w:val="0"/>
+                <w:sz w:val="24"/>
+                <w:u w:val="none"/>
+              </w:rPr>
+              <w:t>AWS EKS production deployment</w:t>
+            </w:r>
+          </w:p>
+        </w:tc>
+        <w:tc>
+          <w:tcPr>
+            <w:tcW w:type="dxa" w:w="2422"/>
+          </w:tcPr>
+          <w:p>
+            <w:pPr>
+              <w:jc w:val="center"/>
+            </w:pPr>
+            <w:r>
+              <w:rPr>
+                <w:rFonts w:ascii="Times New Roman" w:hAnsi="Times New Roman" w:eastAsia="Times New Roman" w:cs="Times New Roman"/>
+                <w:b w:val="0"/>
+                <w:i w:val="0"/>
+                <w:sz w:val="24"/>
+                <w:u w:val="none"/>
+              </w:rPr>
+              <w:t>17/05 – 25/05/2026</w:t>
+            </w:r>
+          </w:p>
+        </w:tc>
+        <w:tc>
+          <w:tcPr>
+            <w:tcW w:type="dxa" w:w="2422"/>
+          </w:tcPr>
+          <w:p>
+            <w:pPr>
+              <w:jc w:val="center"/>
+            </w:pPr>
+            <w:r>
+              <w:rPr>
+                <w:rFonts w:ascii="Times New Roman" w:hAnsi="Times New Roman" w:eastAsia="Times New Roman" w:cs="Times New Roman"/>
+                <w:b w:val="0"/>
+                <w:i w:val="0"/>
+                <w:sz w:val="24"/>
+                <w:u w:val="none"/>
+              </w:rPr>
+              <w:t>Triển khai K8s</w:t>
+            </w:r>
+          </w:p>
+        </w:tc>
+      </w:tr>
+      <w:tr>
+        <w:tc>
+          <w:tcPr>
+            <w:tcW w:type="dxa" w:w="2422"/>
+          </w:tcPr>
+          <w:p>
+            <w:pPr>
+              <w:jc w:val="center"/>
+            </w:pPr>
+            <w:r>
+              <w:rPr>
+                <w:rFonts w:ascii="Times New Roman" w:hAnsi="Times New Roman" w:eastAsia="Times New Roman" w:cs="Times New Roman"/>
+                <w:b w:val="0"/>
+                <w:i w:val="0"/>
+                <w:sz w:val="24"/>
+                <w:u w:val="none"/>
+              </w:rPr>
+              <w:t>22</w:t>
             </w:r>
           </w:p>
         </w:tc>
@@ -2647,7 +2813,7 @@
                 <w:sz w:val="24"/>
                 <w:u w:val="none"/>
               </w:rPr>
-              <w:t>Defense preparation</w:t>
+              <w:t>Chuẩn bị bảo vệ</w:t>
             </w:r>
           </w:p>
         </w:tc>

--- a/documents/02-academic/word-reports/de-cuong-datn/DE_CUONG_DATN.docx
+++ b/documents/02-academic/word-reports/de-cuong-datn/DE_CUONG_DATN.docx
@@ -752,22 +752,7 @@
           <w:sz w:val="26"/>
           <w:u w:val="none"/>
         </w:rPr>
-        <w:t>Qua quá trình nghiên cứu và thực hiện đề tài, các kết quả dự kiến đạt được bao gồm 2 nhóm chính:</w:t>
-      </w:r>
-    </w:p>
-    <w:p>
-      <w:pPr>
-        <w:spacing w:before="120"/>
-      </w:pPr>
-      <w:r>
-        <w:rPr>
-          <w:rFonts w:ascii="Times New Roman" w:hAnsi="Times New Roman" w:eastAsia="Times New Roman" w:cs="Times New Roman"/>
-          <w:b/>
-          <w:i w:val="0"/>
-          <w:sz w:val="26"/>
-          <w:u w:val="none"/>
-        </w:rPr>
-        <w:t>Kết quả về con người (bản thân):</w:t>
+        <w:t>Qua quá trình nghiên cứu và thực hiện đề tài, các kết quả dự kiến đạt được bao gồm:</w:t>
       </w:r>
     </w:p>
     <w:p>
@@ -782,7 +767,7 @@
           <w:sz w:val="26"/>
           <w:u w:val="none"/>
         </w:rPr>
-        <w:t>- Nắm vững kiến thức về kiến trúc Microservices, multi-tenant SaaS, và kiến trúc hybrid (Monolith + Microservices)</w:t>
+        <w:t>- Nắm vững kiến thức về kiến trúc Microservices, multi-tenant SaaS, kiến trúc hybrid</w:t>
       </w:r>
     </w:p>
     <w:p>
@@ -797,7 +782,7 @@
           <w:sz w:val="26"/>
           <w:u w:val="none"/>
         </w:rPr>
-        <w:t>- Có kỹ năng phát triển full-stack với Java Spring Boot (backend) và Next.js (frontend)</w:t>
+        <w:t>- Có kỹ năng phát triển full-stack với Java Spring Boot và Next.js</w:t>
       </w:r>
     </w:p>
     <w:p>
@@ -812,7 +797,7 @@
           <w:sz w:val="26"/>
           <w:u w:val="none"/>
         </w:rPr>
-        <w:t>- Có kinh nghiệm triển khai hệ thống trên cloud (AWS EKS) với Kubernetes orchestration</w:t>
+        <w:t>- Có kinh nghiệm triển khai hệ thống trên cloud với Kubernetes</w:t>
       </w:r>
     </w:p>
     <w:p>
@@ -827,7 +812,7 @@
           <w:sz w:val="26"/>
           <w:u w:val="none"/>
         </w:rPr>
-        <w:t>- Có khả năng tích hợp AI vào sản phẩm thực tế (OpenAI GPT-4, DALL-E 3)</w:t>
+        <w:t>- Có khả năng tích hợp AI vào sản phẩm thực tế</w:t>
       </w:r>
     </w:p>
     <w:p>
@@ -842,22 +827,7 @@
           <w:sz w:val="26"/>
           <w:u w:val="none"/>
         </w:rPr>
-        <w:t>- Rèn luyện tư duy giải quyết vấn đề thực tế và khả năng làm việc với công nghệ mới nhất 2025-2026</w:t>
-      </w:r>
-    </w:p>
-    <w:p>
-      <w:pPr>
-        <w:spacing w:before="120"/>
-      </w:pPr>
-      <w:r>
-        <w:rPr>
-          <w:rFonts w:ascii="Times New Roman" w:hAnsi="Times New Roman" w:eastAsia="Times New Roman" w:cs="Times New Roman"/>
-          <w:b/>
-          <w:i w:val="0"/>
-          <w:sz w:val="26"/>
-          <w:u w:val="none"/>
-        </w:rPr>
-        <w:t>Kết quả sản phẩm:</w:t>
+        <w:t>- Báo cáo đồ án tốt nghiệp hoàn chỉnh (UML diagrams, ERD, API docs, slides, video demo)</w:t>
       </w:r>
     </w:p>
     <w:p>
@@ -872,7 +842,7 @@
           <w:sz w:val="26"/>
           <w:u w:val="none"/>
         </w:rPr>
-        <w:t>- 1 quyển báo cáo đồ án tốt nghiệp hoàn chỉnh với UML diagrams, ERD, API documentation, slide bảo vệ và video demo</w:t>
+        <w:t>- Chương trình hoàn chỉnh: KiteClass Platform MVP (KiteHub Platform + KiteClass Instance)</w:t>
       </w:r>
     </w:p>
     <w:p>
@@ -887,7 +857,7 @@
           <w:sz w:val="26"/>
           <w:u w:val="none"/>
         </w:rPr>
-        <w:t>- 1 chương trình hoàn chỉnh: KiteClass Platform MVP bao gồm KiteHub Platform (Modular Monolith với 4 modules) và KiteClass Instance (3 Core Services: Gateway, Core, Frontend)</w:t>
+        <w:t>- AI Agent tự động tạo branding từ ảnh upload với chi phí thấp và thời gian nhanh, auto-provisioning tự động setup infrastructure</w:t>
       </w:r>
     </w:p>
     <w:p>
@@ -902,7 +872,7 @@
           <w:sz w:val="26"/>
           <w:u w:val="none"/>
         </w:rPr>
-        <w:t>- Chương trình có AI Agent tự động tạo branding (10+ assets từ 1 ảnh upload, chi phí $0.19/instance, thời gian 5 phút) và auto-provisioning (setup namespace, database, deploy services trong 20 phút)</w:t>
+        <w:t>- Hệ thống đạt thời gian phản hồi nhanh, hỗ trợ nhiều người dùng đồng thời, độ sẵn sàng cao</w:t>
       </w:r>
     </w:p>
     <w:p>
@@ -917,7 +887,7 @@
           <w:sz w:val="26"/>
           <w:u w:val="none"/>
         </w:rPr>
-        <w:t>- Kết quả kỹ thuật: API response time &lt; 200ms cho 95% requests, hỗ trợ 1000+ concurrent users/instance, uptime 99.9%</w:t>
+        <w:t>- Mã nguồn trên GitHub với tài liệu hướng dẫn đầy đủ</w:t>
       </w:r>
     </w:p>
     <w:p>
@@ -932,22 +902,7 @@
           <w:sz w:val="26"/>
           <w:u w:val="none"/>
         </w:rPr>
-        <w:t>- Mã nguồn trên GitHub với tài liệu hướng dẫn triển khai và sử dụng đầy đủ</w:t>
-      </w:r>
-    </w:p>
-    <w:p>
-      <w:pPr>
-        <w:ind w:left="567"/>
-      </w:pPr>
-      <w:r>
-        <w:rPr>
-          <w:rFonts w:ascii="Times New Roman" w:hAnsi="Times New Roman" w:eastAsia="Times New Roman" w:cs="Times New Roman"/>
-          <w:b w:val="0"/>
-          <w:i w:val="0"/>
-          <w:sz w:val="26"/>
-          <w:u w:val="none"/>
-        </w:rPr>
-        <w:t>- Giá trị ứng dụng: Giải quyết bài toán thực tế cho ~10,000+ trung tâm giáo dục nhỏ tại Việt Nam, có tiềm năng thương mại hóa</w:t>
+        <w:t>- Giá trị ứng dụng: Giải quyết bài toán thực tế cho các trung tâm giáo dục nhỏ tại Việt Nam</w:t>
       </w:r>
     </w:p>
     <w:p>
@@ -1233,7 +1188,7 @@
                 <w:sz w:val="24"/>
                 <w:u w:val="none"/>
               </w:rPr>
-              <w:t>214 use cases</w:t>
+              <w:t>Mô hình hóa use cases</w:t>
             </w:r>
           </w:p>
         </w:tc>
@@ -1549,7 +1504,7 @@
                 <w:sz w:val="24"/>
                 <w:u w:val="none"/>
               </w:rPr>
-              <w:t>Next.js, React</w:t>
+              <w:t>Cơ sở giao diện</w:t>
             </w:r>
           </w:p>
         </w:tc>
@@ -2260,7 +2215,7 @@
                 <w:sz w:val="24"/>
                 <w:u w:val="none"/>
               </w:rPr>
-              <w:t>Thanh toán VietQR</w:t>
+              <w:t>Thanh toán điện tử</w:t>
             </w:r>
           </w:p>
         </w:tc>
@@ -2655,7 +2610,7 @@
                 <w:sz w:val="24"/>
                 <w:u w:val="none"/>
               </w:rPr>
-              <w:t>JMeter, tối ưu</w:t>
+              <w:t>Kiểm thử tải, tối ưu</w:t>
             </w:r>
           </w:p>
         </w:tc>
@@ -2734,7 +2689,7 @@
                 <w:sz w:val="24"/>
                 <w:u w:val="none"/>
               </w:rPr>
-              <w:t>Triển khai K8s</w:t>
+              <w:t>Triển khai production</w:t>
             </w:r>
           </w:p>
         </w:tc>

--- a/documents/02-academic/word-reports/de-cuong-datn/DE_CUONG_DATN.docx
+++ b/documents/02-academic/word-reports/de-cuong-datn/DE_CUONG_DATN.docx
@@ -585,7 +585,7 @@
           <w:sz w:val="26"/>
           <w:u w:val="none"/>
         </w:rPr>
-        <w:t>- Chức năng: Quản lý student/teacher/class, attendance, assignment, grading, AI branding, auto-provisioning</w:t>
+        <w:t>- Chức năng: Quản lý student/teacher/class, attendance, assignment, grading, billing (thanh toán học phí), AI branding, auto-provisioning</w:t>
       </w:r>
     </w:p>
     <w:p>
@@ -2017,6 +2017,164 @@
                 <w:sz w:val="24"/>
                 <w:u w:val="none"/>
               </w:rPr>
+              <w:t>KiteClass Core: Billing &amp; Invoice module + Unit tests</w:t>
+            </w:r>
+          </w:p>
+        </w:tc>
+        <w:tc>
+          <w:tcPr>
+            <w:tcW w:type="dxa" w:w="2422"/>
+          </w:tcPr>
+          <w:p>
+            <w:pPr>
+              <w:jc w:val="center"/>
+            </w:pPr>
+            <w:r>
+              <w:rPr>
+                <w:rFonts w:ascii="Times New Roman" w:hAnsi="Times New Roman" w:eastAsia="Times New Roman" w:cs="Times New Roman"/>
+                <w:b w:val="0"/>
+                <w:i w:val="0"/>
+                <w:sz w:val="24"/>
+                <w:u w:val="none"/>
+              </w:rPr>
+              <w:t>19/04 – 25/04/2026</w:t>
+            </w:r>
+          </w:p>
+        </w:tc>
+        <w:tc>
+          <w:tcPr>
+            <w:tcW w:type="dxa" w:w="2422"/>
+          </w:tcPr>
+          <w:p>
+            <w:pPr>
+              <w:jc w:val="center"/>
+            </w:pPr>
+            <w:r>
+              <w:rPr>
+                <w:rFonts w:ascii="Times New Roman" w:hAnsi="Times New Roman" w:eastAsia="Times New Roman" w:cs="Times New Roman"/>
+                <w:b w:val="0"/>
+                <w:i w:val="0"/>
+                <w:sz w:val="24"/>
+                <w:u w:val="none"/>
+              </w:rPr>
+              <w:t>Thanh toán, hóa đơn</w:t>
+            </w:r>
+          </w:p>
+        </w:tc>
+      </w:tr>
+      <w:tr>
+        <w:tc>
+          <w:tcPr>
+            <w:tcW w:type="dxa" w:w="2422"/>
+          </w:tcPr>
+          <w:p>
+            <w:pPr>
+              <w:jc w:val="center"/>
+            </w:pPr>
+            <w:r>
+              <w:rPr>
+                <w:rFonts w:ascii="Times New Roman" w:hAnsi="Times New Roman" w:eastAsia="Times New Roman" w:cs="Times New Roman"/>
+                <w:b w:val="0"/>
+                <w:i w:val="0"/>
+                <w:sz w:val="24"/>
+                <w:u w:val="none"/>
+              </w:rPr>
+              <w:t>14</w:t>
+            </w:r>
+          </w:p>
+        </w:tc>
+        <w:tc>
+          <w:tcPr>
+            <w:tcW w:type="dxa" w:w="2422"/>
+          </w:tcPr>
+          <w:p>
+            <w:r>
+              <w:rPr>
+                <w:rFonts w:ascii="Times New Roman" w:hAnsi="Times New Roman" w:eastAsia="Times New Roman" w:cs="Times New Roman"/>
+                <w:b w:val="0"/>
+                <w:i w:val="0"/>
+                <w:sz w:val="24"/>
+                <w:u w:val="none"/>
+              </w:rPr>
+              <w:t>KiteClass Frontend: Billing &amp; Invoice pages + Unit tests</w:t>
+            </w:r>
+          </w:p>
+        </w:tc>
+        <w:tc>
+          <w:tcPr>
+            <w:tcW w:type="dxa" w:w="2422"/>
+          </w:tcPr>
+          <w:p>
+            <w:pPr>
+              <w:jc w:val="center"/>
+            </w:pPr>
+            <w:r>
+              <w:rPr>
+                <w:rFonts w:ascii="Times New Roman" w:hAnsi="Times New Roman" w:eastAsia="Times New Roman" w:cs="Times New Roman"/>
+                <w:b w:val="0"/>
+                <w:i w:val="0"/>
+                <w:sz w:val="24"/>
+                <w:u w:val="none"/>
+              </w:rPr>
+              <w:t>19/04 – 25/04/2026</w:t>
+            </w:r>
+          </w:p>
+        </w:tc>
+        <w:tc>
+          <w:tcPr>
+            <w:tcW w:type="dxa" w:w="2422"/>
+          </w:tcPr>
+          <w:p>
+            <w:pPr>
+              <w:jc w:val="center"/>
+            </w:pPr>
+            <w:r>
+              <w:rPr>
+                <w:rFonts w:ascii="Times New Roman" w:hAnsi="Times New Roman" w:eastAsia="Times New Roman" w:cs="Times New Roman"/>
+                <w:b w:val="0"/>
+                <w:i w:val="0"/>
+                <w:sz w:val="24"/>
+                <w:u w:val="none"/>
+              </w:rPr>
+              <w:t>Giao diện thanh toán</w:t>
+            </w:r>
+          </w:p>
+        </w:tc>
+      </w:tr>
+      <w:tr>
+        <w:tc>
+          <w:tcPr>
+            <w:tcW w:type="dxa" w:w="2422"/>
+          </w:tcPr>
+          <w:p>
+            <w:pPr>
+              <w:jc w:val="center"/>
+            </w:pPr>
+            <w:r>
+              <w:rPr>
+                <w:rFonts w:ascii="Times New Roman" w:hAnsi="Times New Roman" w:eastAsia="Times New Roman" w:cs="Times New Roman"/>
+                <w:b w:val="0"/>
+                <w:i w:val="0"/>
+                <w:sz w:val="24"/>
+                <w:u w:val="none"/>
+              </w:rPr>
+              <w:t>15</w:t>
+            </w:r>
+          </w:p>
+        </w:tc>
+        <w:tc>
+          <w:tcPr>
+            <w:tcW w:type="dxa" w:w="2422"/>
+          </w:tcPr>
+          <w:p>
+            <w:r>
+              <w:rPr>
+                <w:rFonts w:ascii="Times New Roman" w:hAnsi="Times New Roman" w:eastAsia="Times New Roman" w:cs="Times New Roman"/>
+                <w:b w:val="0"/>
+                <w:i w:val="0"/>
+                <w:sz w:val="24"/>
+                <w:u w:val="none"/>
+              </w:rPr>
               <w:t>Integration testing KiteClass (cross-service)</w:t>
             </w:r>
           </w:p>
@@ -2037,7 +2195,7 @@
                 <w:sz w:val="24"/>
                 <w:u w:val="none"/>
               </w:rPr>
-              <w:t>19/04 – 25/04/2026</w:t>
+              <w:t>26/04 – 02/05/2026</w:t>
             </w:r>
           </w:p>
         </w:tc>
@@ -2079,7 +2237,7 @@
                 <w:sz w:val="24"/>
                 <w:u w:val="none"/>
               </w:rPr>
-              <w:t>14</w:t>
+              <w:t>16</w:t>
             </w:r>
           </w:p>
         </w:tc>
@@ -2116,7 +2274,7 @@
                 <w:sz w:val="24"/>
                 <w:u w:val="none"/>
               </w:rPr>
-              <w:t>26/04 – 02/05/2026</w:t>
+              <w:t>03/05 – 09/05/2026</w:t>
             </w:r>
           </w:p>
         </w:tc>
@@ -2158,7 +2316,7 @@
                 <w:sz w:val="24"/>
                 <w:u w:val="none"/>
               </w:rPr>
-              <w:t>15</w:t>
+              <w:t>17</w:t>
             </w:r>
           </w:p>
         </w:tc>
@@ -2195,7 +2353,7 @@
                 <w:sz w:val="24"/>
                 <w:u w:val="none"/>
               </w:rPr>
-              <w:t>26/04 – 02/05/2026</w:t>
+              <w:t>03/05 – 09/05/2026</w:t>
             </w:r>
           </w:p>
         </w:tc>
@@ -2237,7 +2395,7 @@
                 <w:sz w:val="24"/>
                 <w:u w:val="none"/>
               </w:rPr>
-              <w:t>16</w:t>
+              <w:t>18</w:t>
             </w:r>
           </w:p>
         </w:tc>
@@ -2274,7 +2432,7 @@
                 <w:sz w:val="24"/>
                 <w:u w:val="none"/>
               </w:rPr>
-              <w:t>03/05 – 09/05/2026</w:t>
+              <w:t>10/05 – 16/05/2026</w:t>
             </w:r>
           </w:p>
         </w:tc>
@@ -2316,7 +2474,7 @@
                 <w:sz w:val="24"/>
                 <w:u w:val="none"/>
               </w:rPr>
-              <w:t>17</w:t>
+              <w:t>19</w:t>
             </w:r>
           </w:p>
         </w:tc>
@@ -2353,7 +2511,7 @@
                 <w:sz w:val="24"/>
                 <w:u w:val="none"/>
               </w:rPr>
-              <w:t>03/05 – 09/05/2026</w:t>
+              <w:t>10/05 – 16/05/2026</w:t>
             </w:r>
           </w:p>
         </w:tc>
@@ -2395,7 +2553,7 @@
                 <w:sz w:val="24"/>
                 <w:u w:val="none"/>
               </w:rPr>
-              <w:t>18</w:t>
+              <w:t>20</w:t>
             </w:r>
           </w:p>
         </w:tc>
@@ -2432,7 +2590,7 @@
                 <w:sz w:val="24"/>
                 <w:u w:val="none"/>
               </w:rPr>
-              <w:t>10/05 – 16/05/2026</w:t>
+              <w:t>17/05 – 23/05/2026</w:t>
             </w:r>
           </w:p>
         </w:tc>
@@ -2474,7 +2632,7 @@
                 <w:sz w:val="24"/>
                 <w:u w:val="none"/>
               </w:rPr>
-              <w:t>19</w:t>
+              <w:t>21</w:t>
             </w:r>
           </w:p>
         </w:tc>
@@ -2511,7 +2669,7 @@
                 <w:sz w:val="24"/>
                 <w:u w:val="none"/>
               </w:rPr>
-              <w:t>10/05 – 16/05/2026</w:t>
+              <w:t>17/05 – 23/05/2026</w:t>
             </w:r>
           </w:p>
         </w:tc>
@@ -2553,7 +2711,7 @@
                 <w:sz w:val="24"/>
                 <w:u w:val="none"/>
               </w:rPr>
-              <w:t>20</w:t>
+              <w:t>22</w:t>
             </w:r>
           </w:p>
         </w:tc>
@@ -2590,7 +2748,7 @@
                 <w:sz w:val="24"/>
                 <w:u w:val="none"/>
               </w:rPr>
-              <w:t>17/05 – 23/05/2026</w:t>
+              <w:t>24/05 – 25/05/2026</w:t>
             </w:r>
           </w:p>
         </w:tc>
@@ -2632,7 +2790,7 @@
                 <w:sz w:val="24"/>
                 <w:u w:val="none"/>
               </w:rPr>
-              <w:t>21</w:t>
+              <w:t>23</w:t>
             </w:r>
           </w:p>
         </w:tc>
@@ -2669,7 +2827,7 @@
                 <w:sz w:val="24"/>
                 <w:u w:val="none"/>
               </w:rPr>
-              <w:t>17/05 – 25/05/2026</w:t>
+              <w:t>24/05 – 25/05/2026</w:t>
             </w:r>
           </w:p>
         </w:tc>
@@ -2711,7 +2869,7 @@
                 <w:sz w:val="24"/>
                 <w:u w:val="none"/>
               </w:rPr>
-              <w:t>22</w:t>
+              <w:t>24</w:t>
             </w:r>
           </w:p>
         </w:tc>
